--- a/Plan de pruebas.docx
+++ b/Plan de pruebas.docx
@@ -155,33 +155,7 @@
           <w:szCs w:val="36"/>
           <w14:ligatures w14:val="none"/>
         </w:rPr>
-        <w:t>Pruebas de</w:t>
-      </w:r>
-      <w:r>
-        <w:rPr>
-          <w:rFonts w:ascii="Tahoma" w:eastAsia="Times New Roman" w:hAnsi="Tahoma" w:cs="Tahoma"/>
-          <w:b/>
-          <w:bCs/>
-          <w:color w:val="17365D"/>
-          <w:kern w:val="0"/>
-          <w:sz w:val="36"/>
-          <w:szCs w:val="36"/>
-          <w14:ligatures w14:val="none"/>
-        </w:rPr>
-        <w:t xml:space="preserve"> Performance y</w:t>
-      </w:r>
-      <w:r>
-        <w:rPr>
-          <w:rFonts w:ascii="Tahoma" w:eastAsia="Times New Roman" w:hAnsi="Tahoma" w:cs="Tahoma"/>
-          <w:b/>
-          <w:bCs/>
-          <w:color w:val="17365D"/>
-          <w:kern w:val="0"/>
-          <w:sz w:val="36"/>
-          <w:szCs w:val="36"/>
-          <w14:ligatures w14:val="none"/>
-        </w:rPr>
-        <w:t xml:space="preserve"> Stress</w:t>
+        <w:t>Pruebas de Performance y Stress</w:t>
       </w:r>
     </w:p>
     <w:p>
@@ -252,8 +226,14 @@
         <w:spacing w:after="0"/>
         <w:ind w:left="360" w:hanging="360"/>
         <w:jc w:val="both"/>
-      </w:pPr>
-      <w:r>
+        <w:rPr>
+          <w:lang w:val="en-US"/>
+        </w:rPr>
+      </w:pPr>
+      <w:r>
+        <w:rPr>
+          <w:lang w:val="en-US"/>
+        </w:rPr>
         <w:t>18092210-5</w:t>
       </w:r>
     </w:p>
@@ -262,8 +242,14 @@
         <w:spacing w:after="0"/>
         <w:ind w:left="360" w:hanging="360"/>
         <w:jc w:val="both"/>
-      </w:pPr>
-      <w:r>
+        <w:rPr>
+          <w:lang w:val="en-US"/>
+        </w:rPr>
+      </w:pPr>
+      <w:r>
+        <w:rPr>
+          <w:lang w:val="en-US"/>
+        </w:rPr>
         <w:t>QA Performance Engineer</w:t>
       </w:r>
     </w:p>
@@ -272,8 +258,14 @@
         <w:spacing w:after="0"/>
         <w:ind w:left="360" w:hanging="360"/>
         <w:jc w:val="both"/>
-      </w:pPr>
-      <w:r>
+        <w:rPr>
+          <w:lang w:val="en-US"/>
+        </w:rPr>
+      </w:pPr>
+      <w:r>
+        <w:rPr>
+          <w:lang w:val="en-US"/>
+        </w:rPr>
         <w:t>Versión 1.0</w:t>
       </w:r>
     </w:p>
@@ -282,23 +274,43 @@
         <w:spacing w:after="0"/>
         <w:ind w:left="360" w:hanging="360"/>
         <w:jc w:val="both"/>
-      </w:pPr>
-      <w:r>
+        <w:rPr>
+          <w:lang w:val="en-US"/>
+        </w:rPr>
+      </w:pPr>
+      <w:r>
+        <w:rPr>
+          <w:lang w:val="en-US"/>
+        </w:rPr>
         <w:t>23/05/2026</w:t>
       </w:r>
     </w:p>
     <w:p>
       <w:pPr>
         <w:jc w:val="both"/>
-      </w:pPr>
-      <w:r>
+        <w:rPr>
+          <w:lang w:val="en-US"/>
+        </w:rPr>
+      </w:pPr>
+      <w:r>
+        <w:rPr>
+          <w:lang w:val="en-US"/>
+        </w:rPr>
         <w:br w:type="page"/>
       </w:r>
     </w:p>
     <w:sdt>
       <w:sdtPr>
         <w:rPr>
+          <w:rFonts w:asciiTheme="minorHAnsi" w:eastAsiaTheme="minorHAnsi" w:hAnsiTheme="minorHAnsi" w:cstheme="minorBidi"/>
+          <w:b w:val="0"/>
+          <w:bCs w:val="0"/>
+          <w:color w:val="auto"/>
+          <w:kern w:val="2"/>
+          <w:sz w:val="24"/>
+          <w:szCs w:val="24"/>
           <w:lang w:val="es-ES"/>
+          <w14:ligatures w14:val="standardContextual"/>
         </w:rPr>
         <w:id w:val="-583763355"/>
         <w:docPartObj>
@@ -306,29 +318,13 @@
           <w:docPartUnique/>
         </w:docPartObj>
       </w:sdtPr>
-      <w:sdtEndPr>
-        <w:rPr>
-          <w:rFonts w:asciiTheme="minorHAnsi" w:eastAsiaTheme="minorHAnsi" w:hAnsiTheme="minorHAnsi" w:cstheme="minorBidi"/>
-          <w:color w:val="auto"/>
-          <w:kern w:val="2"/>
-          <w:sz w:val="24"/>
-          <w:szCs w:val="24"/>
-          <w14:ligatures w14:val="standardContextual"/>
-        </w:rPr>
-      </w:sdtEndPr>
       <w:sdtContent>
         <w:p>
           <w:pPr>
             <w:pStyle w:val="TOCHeading"/>
             <w:jc w:val="both"/>
-            <w:rPr>
-              <w:lang w:val="es-ES"/>
-            </w:rPr>
           </w:pPr>
           <w:r>
-            <w:rPr>
-              <w:lang w:val="es-ES"/>
-            </w:rPr>
             <w:t>Table of Contents</w:t>
           </w:r>
         </w:p>
@@ -434,7 +430,7 @@
                 <w:noProof/>
                 <w:webHidden/>
               </w:rPr>
-              <w:t>4</w:t>
+              <w:t>3</w:t>
             </w:r>
             <w:r>
               <w:rPr>
@@ -528,7 +524,7 @@
                 <w:noProof/>
                 <w:webHidden/>
               </w:rPr>
-              <w:t>4</w:t>
+              <w:t>3</w:t>
             </w:r>
             <w:r>
               <w:rPr>
@@ -622,7 +618,7 @@
                 <w:noProof/>
                 <w:webHidden/>
               </w:rPr>
-              <w:t>4</w:t>
+              <w:t>3</w:t>
             </w:r>
             <w:r>
               <w:rPr>
@@ -716,7 +712,7 @@
                 <w:noProof/>
                 <w:webHidden/>
               </w:rPr>
-              <w:t>5</w:t>
+              <w:t>4</w:t>
             </w:r>
             <w:r>
               <w:rPr>
@@ -810,7 +806,7 @@
                 <w:noProof/>
                 <w:webHidden/>
               </w:rPr>
-              <w:t>5</w:t>
+              <w:t>4</w:t>
             </w:r>
             <w:r>
               <w:rPr>
@@ -906,7 +902,7 @@
                 <w:noProof/>
                 <w:webHidden/>
               </w:rPr>
-              <w:t>6</w:t>
+              <w:t>5</w:t>
             </w:r>
             <w:r>
               <w:rPr>
@@ -1000,7 +996,7 @@
                 <w:noProof/>
                 <w:webHidden/>
               </w:rPr>
-              <w:t>6</w:t>
+              <w:t>5</w:t>
             </w:r>
             <w:r>
               <w:rPr>
@@ -1094,7 +1090,7 @@
                 <w:noProof/>
                 <w:webHidden/>
               </w:rPr>
-              <w:t>7</w:t>
+              <w:t>6</w:t>
             </w:r>
             <w:r>
               <w:rPr>
@@ -1188,7 +1184,7 @@
                 <w:noProof/>
                 <w:webHidden/>
               </w:rPr>
-              <w:t>7</w:t>
+              <w:t>6</w:t>
             </w:r>
             <w:r>
               <w:rPr>
@@ -1282,7 +1278,7 @@
                 <w:noProof/>
                 <w:webHidden/>
               </w:rPr>
-              <w:t>8</w:t>
+              <w:t>7</w:t>
             </w:r>
             <w:r>
               <w:rPr>
@@ -1378,7 +1374,7 @@
                 <w:noProof/>
                 <w:webHidden/>
               </w:rPr>
-              <w:t>8</w:t>
+              <w:t>7</w:t>
             </w:r>
             <w:r>
               <w:rPr>
@@ -1472,7 +1468,7 @@
                 <w:noProof/>
                 <w:webHidden/>
               </w:rPr>
-              <w:t>8</w:t>
+              <w:t>7</w:t>
             </w:r>
             <w:r>
               <w:rPr>
@@ -1566,7 +1562,7 @@
                 <w:noProof/>
                 <w:webHidden/>
               </w:rPr>
-              <w:t>9</w:t>
+              <w:t>8</w:t>
             </w:r>
             <w:r>
               <w:rPr>
@@ -1660,7 +1656,7 @@
                 <w:noProof/>
                 <w:webHidden/>
               </w:rPr>
-              <w:t>10</w:t>
+              <w:t>9</w:t>
             </w:r>
             <w:r>
               <w:rPr>
@@ -1734,7 +1730,7 @@
                 <w:noProof/>
                 <w:webHidden/>
               </w:rPr>
-              <w:t>10</w:t>
+              <w:t>9</w:t>
             </w:r>
             <w:r>
               <w:rPr>
@@ -1808,7 +1804,7 @@
                 <w:noProof/>
                 <w:webHidden/>
               </w:rPr>
-              <w:t>10</w:t>
+              <w:t>9</w:t>
             </w:r>
             <w:r>
               <w:rPr>
@@ -1882,7 +1878,7 @@
                 <w:noProof/>
                 <w:webHidden/>
               </w:rPr>
-              <w:t>11</w:t>
+              <w:t>10</w:t>
             </w:r>
             <w:r>
               <w:rPr>
@@ -1956,7 +1952,7 @@
                 <w:noProof/>
                 <w:webHidden/>
               </w:rPr>
-              <w:t>11</w:t>
+              <w:t>10</w:t>
             </w:r>
             <w:r>
               <w:rPr>
@@ -2030,7 +2026,7 @@
                 <w:noProof/>
                 <w:webHidden/>
               </w:rPr>
-              <w:t>12</w:t>
+              <w:t>11</w:t>
             </w:r>
             <w:r>
               <w:rPr>
@@ -2104,7 +2100,7 @@
                 <w:noProof/>
                 <w:webHidden/>
               </w:rPr>
-              <w:t>12</w:t>
+              <w:t>11</w:t>
             </w:r>
             <w:r>
               <w:rPr>
@@ -2198,7 +2194,7 @@
                 <w:noProof/>
                 <w:webHidden/>
               </w:rPr>
-              <w:t>13</w:t>
+              <w:t>12</w:t>
             </w:r>
             <w:r>
               <w:rPr>
@@ -2294,7 +2290,7 @@
                 <w:noProof/>
                 <w:webHidden/>
               </w:rPr>
-              <w:t>13</w:t>
+              <w:t>12</w:t>
             </w:r>
             <w:r>
               <w:rPr>
@@ -2390,7 +2386,7 @@
                 <w:noProof/>
                 <w:webHidden/>
               </w:rPr>
-              <w:t>14</w:t>
+              <w:t>13</w:t>
             </w:r>
             <w:r>
               <w:rPr>
@@ -2484,7 +2480,7 @@
                 <w:noProof/>
                 <w:webHidden/>
               </w:rPr>
-              <w:t>14</w:t>
+              <w:t>13</w:t>
             </w:r>
             <w:r>
               <w:rPr>
@@ -2578,7 +2574,7 @@
                 <w:noProof/>
                 <w:webHidden/>
               </w:rPr>
-              <w:t>14</w:t>
+              <w:t>13</w:t>
             </w:r>
             <w:r>
               <w:rPr>
@@ -2672,7 +2668,7 @@
                 <w:noProof/>
                 <w:webHidden/>
               </w:rPr>
-              <w:t>14</w:t>
+              <w:t>13</w:t>
             </w:r>
             <w:r>
               <w:rPr>
@@ -2766,7 +2762,7 @@
                 <w:noProof/>
                 <w:webHidden/>
               </w:rPr>
-              <w:t>14</w:t>
+              <w:t>13</w:t>
             </w:r>
             <w:r>
               <w:rPr>
@@ -2862,7 +2858,7 @@
                 <w:noProof/>
                 <w:webHidden/>
               </w:rPr>
-              <w:t>15</w:t>
+              <w:t>14</w:t>
             </w:r>
             <w:r>
               <w:rPr>
@@ -2958,7 +2954,7 @@
                 <w:noProof/>
                 <w:webHidden/>
               </w:rPr>
-              <w:t>15</w:t>
+              <w:t>14</w:t>
             </w:r>
             <w:r>
               <w:rPr>
@@ -3681,13 +3677,7 @@
         <w:jc w:val="both"/>
       </w:pPr>
       <w:r>
-        <w:t>Challenge técnico entregado</w:t>
-      </w:r>
-      <w:r>
-        <w:t xml:space="preserve"> por Walmart</w:t>
-      </w:r>
-      <w:r>
-        <w:t xml:space="preserve"> para el proceso QA Performance Engineer.</w:t>
+        <w:t>Challenge técnico entregado por Walmart para el proceso QA Performance Engineer.</w:t>
       </w:r>
     </w:p>
     <w:p>
@@ -3783,13 +3773,7 @@
         <w:jc w:val="both"/>
       </w:pPr>
       <w:r>
-        <w:t xml:space="preserve">Las Pruebas de </w:t>
-      </w:r>
-      <w:r>
-        <w:t xml:space="preserve">Performance y </w:t>
-      </w:r>
-      <w:r>
-        <w:t>Stress someten al sistema a grandes cargas de trabajo para evaluar la capacidad del sistema de continuar funcionando apropiadamente bajo estas condiciones de trabajo, es decir, se centra en determinar o validar las características de rendimiento del sistema o aplicación a prueba cuando se someten a condiciones superiores a los previstos en las operaciones de producción (grandes volúmenes de carga).</w:t>
+        <w:t>Las Pruebas de Performance y Stress someten al sistema a grandes cargas de trabajo para evaluar la capacidad del sistema de continuar funcionando apropiadamente bajo estas condiciones de trabajo, es decir, se centra en determinar o validar las características de rendimiento del sistema o aplicación a prueba cuando se someten a condiciones superiores a los previstos en las operaciones de producción (grandes volúmenes de carga).</w:t>
       </w:r>
     </w:p>
     <w:p>
@@ -3984,19 +3968,7 @@
         <w:jc w:val="both"/>
       </w:pPr>
       <w:r>
-        <w:t>La generación de órdenes incluye procesamiento CPU-bound indicado en el challenge</w:t>
-      </w:r>
-      <w:r>
-        <w:t xml:space="preserve"> (</w:t>
-      </w:r>
-      <w:r>
-        <w:t>Stack &amp; Objects</w:t>
-      </w:r>
-      <w:r>
-        <w:t>)</w:t>
-      </w:r>
-      <w:r>
-        <w:t>.</w:t>
+        <w:t>La generación de órdenes incluye procesamiento CPU-bound indicado en el challenge (Stack &amp; Objects).</w:t>
       </w:r>
     </w:p>
     <w:p>
@@ -4009,16 +3981,7 @@
         <w:jc w:val="both"/>
       </w:pPr>
       <w:r>
-        <w:t>La paginación utiliza estrategia skip/limit sobre MongoDB</w:t>
-      </w:r>
-      <w:r>
-        <w:t xml:space="preserve"> (</w:t>
-      </w:r>
-      <w:r>
-        <w:t>Data &amp; Constraints</w:t>
-      </w:r>
-      <w:r>
-        <w:t>).</w:t>
+        <w:t>La paginación utiliza estrategia skip/limit sobre MongoDB (Data &amp; Constraints).</w:t>
       </w:r>
     </w:p>
     <w:p>
@@ -4031,13 +3994,7 @@
         <w:jc w:val="both"/>
       </w:pPr>
       <w:r>
-        <w:t>Se incorporarán timers para simular comportamiento real de usuarios</w:t>
-      </w:r>
-      <w:r>
-        <w:t xml:space="preserve"> (think time)</w:t>
-      </w:r>
-      <w:r>
-        <w:t>.</w:t>
+        <w:t>Se incorporarán timers para simular comportamiento real de usuarios (think time).</w:t>
       </w:r>
     </w:p>
     <w:p>
@@ -4097,6 +4054,7 @@
       <w:r>
         <w:rPr>
           <w:rFonts w:ascii="Tahoma" w:hAnsi="Tahoma" w:cs="Tahoma"/>
+          <w:noProof/>
           <w:color w:val="000000"/>
           <w:sz w:val="20"/>
           <w:szCs w:val="20"/>
@@ -4299,10 +4257,7 @@
         <w:jc w:val="both"/>
       </w:pPr>
       <w:r>
-        <w:t>Evidencias de ejecución</w:t>
-      </w:r>
-      <w:r>
-        <w:t xml:space="preserve"> y resultados</w:t>
+        <w:t>Evidencias de ejecución y resultados</w:t>
       </w:r>
     </w:p>
     <w:p>
@@ -4315,13 +4270,7 @@
         <w:jc w:val="both"/>
       </w:pPr>
       <w:r>
-        <w:t>Informe final con hallazgos</w:t>
-      </w:r>
-      <w:r>
-        <w:t>, graficas, métricas</w:t>
-      </w:r>
-      <w:r>
-        <w:t xml:space="preserve"> y recomendaciones.</w:t>
+        <w:t>Informe final con hallazgos, graficas, métricas y recomendaciones.</w:t>
       </w:r>
     </w:p>
     <w:p>
@@ -4461,10 +4410,15 @@
           <w:szCs w:val="18"/>
           <w14:ligatures w14:val="none"/>
         </w:rPr>
-        <w:t xml:space="preserve">  </w:t>
-      </w:r>
-      <w:proofErr w:type="spellStart"/>
-      <w:r>
+        <w:t xml:space="preserve">  curl --request POST \</w:t>
+      </w:r>
+    </w:p>
+    <w:p>
+      <w:pPr>
+        <w:shd w:val="clear" w:color="auto" w:fill="1F1F1F"/>
+        <w:spacing w:after="0" w:line="270" w:lineRule="atLeast"/>
+        <w:ind w:left="720"/>
+        <w:jc w:val="both"/>
         <w:rPr>
           <w:rFonts w:ascii="Menlo" w:eastAsia="Times New Roman" w:hAnsi="Menlo" w:cs="Menlo"/>
           <w:color w:val="CCCCCC"/>
@@ -4473,9 +4427,7 @@
           <w:szCs w:val="18"/>
           <w14:ligatures w14:val="none"/>
         </w:rPr>
-        <w:t>curl</w:t>
-      </w:r>
-      <w:proofErr w:type="spellEnd"/>
+      </w:pPr>
       <w:r>
         <w:rPr>
           <w:rFonts w:ascii="Menlo" w:eastAsia="Times New Roman" w:hAnsi="Menlo" w:cs="Menlo"/>
@@ -4485,10 +4437,26 @@
           <w:szCs w:val="18"/>
           <w14:ligatures w14:val="none"/>
         </w:rPr>
-        <w:t xml:space="preserve"> --</w:t>
-      </w:r>
-      <w:proofErr w:type="spellStart"/>
-      <w:r>
+        <w:t xml:space="preserve">  --url https:</w:t>
+      </w:r>
+      <w:r>
+        <w:rPr>
+          <w:rFonts w:ascii="Menlo" w:eastAsia="Times New Roman" w:hAnsi="Menlo" w:cs="Menlo"/>
+          <w:color w:val="6A9955"/>
+          <w:kern w:val="0"/>
+          <w:sz w:val="18"/>
+          <w:szCs w:val="18"/>
+          <w14:ligatures w14:val="none"/>
+        </w:rPr>
+        <w:t>//perfappdemo.vercel.app/api/auth \</w:t>
+      </w:r>
+    </w:p>
+    <w:p>
+      <w:pPr>
+        <w:shd w:val="clear" w:color="auto" w:fill="1F1F1F"/>
+        <w:spacing w:after="0" w:line="270" w:lineRule="atLeast"/>
+        <w:ind w:left="720"/>
+        <w:jc w:val="both"/>
         <w:rPr>
           <w:rFonts w:ascii="Menlo" w:eastAsia="Times New Roman" w:hAnsi="Menlo" w:cs="Menlo"/>
           <w:color w:val="CCCCCC"/>
@@ -4497,9 +4465,7 @@
           <w:szCs w:val="18"/>
           <w14:ligatures w14:val="none"/>
         </w:rPr>
-        <w:t>request</w:t>
-      </w:r>
-      <w:proofErr w:type="spellEnd"/>
+      </w:pPr>
       <w:r>
         <w:rPr>
           <w:rFonts w:ascii="Menlo" w:eastAsia="Times New Roman" w:hAnsi="Menlo" w:cs="Menlo"/>
@@ -4509,7 +4475,7 @@
           <w:szCs w:val="18"/>
           <w14:ligatures w14:val="none"/>
         </w:rPr>
-        <w:t xml:space="preserve"> POST \</w:t>
+        <w:t xml:space="preserve">  --header 'content-type: application/json' \</w:t>
       </w:r>
     </w:p>
     <w:p>
@@ -4536,10 +4502,15 @@
           <w:szCs w:val="18"/>
           <w14:ligatures w14:val="none"/>
         </w:rPr>
-        <w:t xml:space="preserve">  --</w:t>
-      </w:r>
-      <w:proofErr w:type="spellStart"/>
-      <w:r>
+        <w:t xml:space="preserve">  --data '{</w:t>
+      </w:r>
+    </w:p>
+    <w:p>
+      <w:pPr>
+        <w:shd w:val="clear" w:color="auto" w:fill="1F1F1F"/>
+        <w:spacing w:after="0" w:line="270" w:lineRule="atLeast"/>
+        <w:ind w:left="720"/>
+        <w:jc w:val="both"/>
         <w:rPr>
           <w:rFonts w:ascii="Menlo" w:eastAsia="Times New Roman" w:hAnsi="Menlo" w:cs="Menlo"/>
           <w:color w:val="CCCCCC"/>
@@ -4548,9 +4519,7 @@
           <w:szCs w:val="18"/>
           <w14:ligatures w14:val="none"/>
         </w:rPr>
-        <w:t>url</w:t>
-      </w:r>
-      <w:proofErr w:type="spellEnd"/>
+      </w:pPr>
       <w:r>
         <w:rPr>
           <w:rFonts w:ascii="Menlo" w:eastAsia="Times New Roman" w:hAnsi="Menlo" w:cs="Menlo"/>
@@ -4560,7 +4529,246 @@
           <w:szCs w:val="18"/>
           <w14:ligatures w14:val="none"/>
         </w:rPr>
-        <w:t xml:space="preserve"> https:</w:t>
+        <w:t xml:space="preserve">  </w:t>
+      </w:r>
+      <w:r>
+        <w:rPr>
+          <w:rFonts w:ascii="Menlo" w:eastAsia="Times New Roman" w:hAnsi="Menlo" w:cs="Menlo"/>
+          <w:color w:val="9CDCFE"/>
+          <w:kern w:val="0"/>
+          <w:sz w:val="18"/>
+          <w:szCs w:val="18"/>
+          <w14:ligatures w14:val="none"/>
+        </w:rPr>
+        <w:t>"username"</w:t>
+      </w:r>
+      <w:r>
+        <w:rPr>
+          <w:rFonts w:ascii="Menlo" w:eastAsia="Times New Roman" w:hAnsi="Menlo" w:cs="Menlo"/>
+          <w:color w:val="CCCCCC"/>
+          <w:kern w:val="0"/>
+          <w:sz w:val="18"/>
+          <w:szCs w:val="18"/>
+          <w14:ligatures w14:val="none"/>
+        </w:rPr>
+        <w:t xml:space="preserve">: </w:t>
+      </w:r>
+      <w:r>
+        <w:rPr>
+          <w:rFonts w:ascii="Menlo" w:eastAsia="Times New Roman" w:hAnsi="Menlo" w:cs="Menlo"/>
+          <w:color w:val="CE9178"/>
+          <w:kern w:val="0"/>
+          <w:sz w:val="18"/>
+          <w:szCs w:val="18"/>
+          <w14:ligatures w14:val="none"/>
+        </w:rPr>
+        <w:t>"{{user}}"</w:t>
+      </w:r>
+      <w:r>
+        <w:rPr>
+          <w:rFonts w:ascii="Menlo" w:eastAsia="Times New Roman" w:hAnsi="Menlo" w:cs="Menlo"/>
+          <w:color w:val="CCCCCC"/>
+          <w:kern w:val="0"/>
+          <w:sz w:val="18"/>
+          <w:szCs w:val="18"/>
+          <w14:ligatures w14:val="none"/>
+        </w:rPr>
+        <w:t>,</w:t>
+      </w:r>
+    </w:p>
+    <w:p>
+      <w:pPr>
+        <w:shd w:val="clear" w:color="auto" w:fill="1F1F1F"/>
+        <w:spacing w:after="0" w:line="270" w:lineRule="atLeast"/>
+        <w:ind w:left="720"/>
+        <w:jc w:val="both"/>
+        <w:rPr>
+          <w:rFonts w:ascii="Menlo" w:eastAsia="Times New Roman" w:hAnsi="Menlo" w:cs="Menlo"/>
+          <w:color w:val="CCCCCC"/>
+          <w:kern w:val="0"/>
+          <w:sz w:val="18"/>
+          <w:szCs w:val="18"/>
+          <w14:ligatures w14:val="none"/>
+        </w:rPr>
+      </w:pPr>
+      <w:r>
+        <w:rPr>
+          <w:rFonts w:ascii="Menlo" w:eastAsia="Times New Roman" w:hAnsi="Menlo" w:cs="Menlo"/>
+          <w:color w:val="CCCCCC"/>
+          <w:kern w:val="0"/>
+          <w:sz w:val="18"/>
+          <w:szCs w:val="18"/>
+          <w14:ligatures w14:val="none"/>
+        </w:rPr>
+        <w:t xml:space="preserve">  </w:t>
+      </w:r>
+      <w:r>
+        <w:rPr>
+          <w:rFonts w:ascii="Menlo" w:eastAsia="Times New Roman" w:hAnsi="Menlo" w:cs="Menlo"/>
+          <w:color w:val="9CDCFE"/>
+          <w:kern w:val="0"/>
+          <w:sz w:val="18"/>
+          <w:szCs w:val="18"/>
+          <w14:ligatures w14:val="none"/>
+        </w:rPr>
+        <w:t>"password"</w:t>
+      </w:r>
+      <w:r>
+        <w:rPr>
+          <w:rFonts w:ascii="Menlo" w:eastAsia="Times New Roman" w:hAnsi="Menlo" w:cs="Menlo"/>
+          <w:color w:val="CCCCCC"/>
+          <w:kern w:val="0"/>
+          <w:sz w:val="18"/>
+          <w:szCs w:val="18"/>
+          <w14:ligatures w14:val="none"/>
+        </w:rPr>
+        <w:t xml:space="preserve">: </w:t>
+      </w:r>
+      <w:r>
+        <w:rPr>
+          <w:rFonts w:ascii="Menlo" w:eastAsia="Times New Roman" w:hAnsi="Menlo" w:cs="Menlo"/>
+          <w:color w:val="CE9178"/>
+          <w:kern w:val="0"/>
+          <w:sz w:val="18"/>
+          <w:szCs w:val="18"/>
+          <w14:ligatures w14:val="none"/>
+        </w:rPr>
+        <w:t>"{{pass}}"</w:t>
+      </w:r>
+    </w:p>
+    <w:p>
+      <w:pPr>
+        <w:shd w:val="clear" w:color="auto" w:fill="1F1F1F"/>
+        <w:spacing w:after="0" w:line="270" w:lineRule="atLeast"/>
+        <w:ind w:left="720"/>
+        <w:jc w:val="both"/>
+        <w:rPr>
+          <w:rFonts w:ascii="Menlo" w:eastAsia="Times New Roman" w:hAnsi="Menlo" w:cs="Menlo"/>
+          <w:color w:val="CCCCCC"/>
+          <w:kern w:val="0"/>
+          <w:sz w:val="18"/>
+          <w:szCs w:val="18"/>
+          <w14:ligatures w14:val="none"/>
+        </w:rPr>
+      </w:pPr>
+      <w:r>
+        <w:rPr>
+          <w:rFonts w:ascii="Menlo" w:eastAsia="Times New Roman" w:hAnsi="Menlo" w:cs="Menlo"/>
+          <w:color w:val="CCCCCC"/>
+          <w:kern w:val="0"/>
+          <w:sz w:val="18"/>
+          <w:szCs w:val="18"/>
+          <w14:ligatures w14:val="none"/>
+        </w:rPr>
+        <w:t>}'</w:t>
+      </w:r>
+    </w:p>
+    <w:p>
+      <w:pPr>
+        <w:shd w:val="clear" w:color="auto" w:fill="1F1F1F"/>
+        <w:spacing w:after="0" w:line="270" w:lineRule="atLeast"/>
+        <w:ind w:left="720"/>
+        <w:jc w:val="both"/>
+        <w:rPr>
+          <w:rFonts w:ascii="Menlo" w:eastAsia="Times New Roman" w:hAnsi="Menlo" w:cs="Menlo"/>
+          <w:color w:val="CCCCCC"/>
+          <w:kern w:val="0"/>
+          <w:sz w:val="18"/>
+          <w:szCs w:val="18"/>
+          <w14:ligatures w14:val="none"/>
+        </w:rPr>
+      </w:pPr>
+    </w:p>
+    <w:p>
+      <w:pPr>
+        <w:jc w:val="both"/>
+      </w:pPr>
+    </w:p>
+    <w:p>
+      <w:pPr>
+        <w:jc w:val="both"/>
+        <w:rPr>
+          <w:b/>
+          <w:bCs/>
+        </w:rPr>
+      </w:pPr>
+      <w:r>
+        <w:rPr>
+          <w:b/>
+          <w:bCs/>
+        </w:rPr>
+        <w:t xml:space="preserve">Gestión de productos: </w:t>
+      </w:r>
+    </w:p>
+    <w:p>
+      <w:pPr>
+        <w:ind w:left="720"/>
+        <w:jc w:val="both"/>
+        <w:rPr>
+          <w:i/>
+          <w:iCs/>
+        </w:rPr>
+      </w:pPr>
+      <w:r>
+        <w:rPr>
+          <w:i/>
+          <w:iCs/>
+        </w:rPr>
+        <w:t>Obtener productos</w:t>
+      </w:r>
+    </w:p>
+    <w:p>
+      <w:pPr>
+        <w:shd w:val="clear" w:color="auto" w:fill="1F1F1F"/>
+        <w:spacing w:after="0" w:line="270" w:lineRule="atLeast"/>
+        <w:ind w:left="720"/>
+        <w:jc w:val="both"/>
+        <w:rPr>
+          <w:rFonts w:ascii="Menlo" w:eastAsia="Times New Roman" w:hAnsi="Menlo" w:cs="Menlo"/>
+          <w:color w:val="CCCCCC"/>
+          <w:kern w:val="0"/>
+          <w:sz w:val="18"/>
+          <w:szCs w:val="18"/>
+          <w14:ligatures w14:val="none"/>
+        </w:rPr>
+      </w:pPr>
+      <w:r>
+        <w:rPr>
+          <w:rFonts w:ascii="Menlo" w:eastAsia="Times New Roman" w:hAnsi="Menlo" w:cs="Menlo"/>
+          <w:color w:val="CCCCCC"/>
+          <w:kern w:val="0"/>
+          <w:sz w:val="18"/>
+          <w:szCs w:val="18"/>
+          <w14:ligatures w14:val="none"/>
+        </w:rPr>
+        <w:t>curl --request GET \</w:t>
+      </w:r>
+    </w:p>
+    <w:p>
+      <w:pPr>
+        <w:shd w:val="clear" w:color="auto" w:fill="1F1F1F"/>
+        <w:spacing w:after="0" w:line="270" w:lineRule="atLeast"/>
+        <w:ind w:left="720"/>
+        <w:jc w:val="both"/>
+        <w:rPr>
+          <w:rFonts w:ascii="Menlo" w:eastAsia="Times New Roman" w:hAnsi="Menlo" w:cs="Menlo"/>
+          <w:color w:val="CCCCCC"/>
+          <w:kern w:val="0"/>
+          <w:sz w:val="18"/>
+          <w:szCs w:val="18"/>
+          <w14:ligatures w14:val="none"/>
+        </w:rPr>
+      </w:pPr>
+      <w:r>
+        <w:rPr>
+          <w:rFonts w:ascii="Menlo" w:eastAsia="Times New Roman" w:hAnsi="Menlo" w:cs="Menlo"/>
+          <w:color w:val="CCCCCC"/>
+          <w:kern w:val="0"/>
+          <w:sz w:val="18"/>
+          <w:szCs w:val="18"/>
+          <w14:ligatures w14:val="none"/>
+        </w:rPr>
+        <w:t xml:space="preserve">  --url 'https:</w:t>
       </w:r>
       <w:r>
         <w:rPr>
@@ -4571,7 +4779,7 @@
           <w:szCs w:val="18"/>
           <w14:ligatures w14:val="none"/>
         </w:rPr>
-        <w:t>//perfappdemo.vercel.app/api/auth \</w:t>
+        <w:t>//perfappdemo.vercel.app/api/products?page=2&amp;pageSize=50' \</w:t>
       </w:r>
     </w:p>
     <w:p>
@@ -4598,9 +4806,19 @@
           <w:szCs w:val="18"/>
           <w14:ligatures w14:val="none"/>
         </w:rPr>
-        <w:t xml:space="preserve">  --</w:t>
-      </w:r>
-      <w:proofErr w:type="spellStart"/>
+        <w:t xml:space="preserve">  --header 'authorization: Bearer {</w:t>
+      </w:r>
+      <w:r>
+        <w:rPr>
+          <w:rFonts w:ascii="Menlo" w:eastAsia="Times New Roman" w:hAnsi="Menlo" w:cs="Menlo"/>
+          <w:color w:val="F44747"/>
+          <w:kern w:val="0"/>
+          <w:sz w:val="18"/>
+          <w:szCs w:val="18"/>
+          <w14:ligatures w14:val="none"/>
+        </w:rPr>
+        <w:t>{token</w:t>
+      </w:r>
       <w:r>
         <w:rPr>
           <w:rFonts w:ascii="Menlo" w:eastAsia="Times New Roman" w:hAnsi="Menlo" w:cs="Menlo"/>
@@ -4610,10 +4828,60 @@
           <w:szCs w:val="18"/>
           <w14:ligatures w14:val="none"/>
         </w:rPr>
-        <w:t>header</w:t>
-      </w:r>
-      <w:proofErr w:type="spellEnd"/>
-      <w:r>
+        <w:t>}}'</w:t>
+      </w:r>
+    </w:p>
+    <w:p>
+      <w:pPr>
+        <w:ind w:left="720"/>
+        <w:jc w:val="both"/>
+      </w:pPr>
+    </w:p>
+    <w:p>
+      <w:r>
+        <w:br w:type="page"/>
+      </w:r>
+    </w:p>
+    <w:p>
+      <w:pPr>
+        <w:jc w:val="both"/>
+        <w:rPr>
+          <w:b/>
+          <w:bCs/>
+        </w:rPr>
+      </w:pPr>
+      <w:r>
+        <w:rPr>
+          <w:b/>
+          <w:bCs/>
+        </w:rPr>
+        <w:lastRenderedPageBreak/>
+        <w:t>Gestión de ordenes</w:t>
+      </w:r>
+    </w:p>
+    <w:p>
+      <w:pPr>
+        <w:ind w:left="720"/>
+        <w:jc w:val="both"/>
+        <w:rPr>
+          <w:i/>
+          <w:iCs/>
+        </w:rPr>
+      </w:pPr>
+      <w:r>
+        <w:rPr>
+          <w:i/>
+          <w:iCs/>
+        </w:rPr>
+        <w:t>Generar orden</w:t>
+      </w:r>
+    </w:p>
+    <w:p>
+      <w:pPr>
+        <w:shd w:val="clear" w:color="auto" w:fill="1F1F1F"/>
+        <w:spacing w:after="0" w:line="270" w:lineRule="atLeast"/>
+        <w:ind w:left="720"/>
+        <w:jc w:val="both"/>
         <w:rPr>
           <w:rFonts w:ascii="Menlo" w:eastAsia="Times New Roman" w:hAnsi="Menlo" w:cs="Menlo"/>
           <w:color w:val="CCCCCC"/>
@@ -4622,9 +4890,7 @@
           <w:szCs w:val="18"/>
           <w14:ligatures w14:val="none"/>
         </w:rPr>
-        <w:t xml:space="preserve"> '</w:t>
-      </w:r>
-      <w:proofErr w:type="spellStart"/>
+      </w:pPr>
       <w:r>
         <w:rPr>
           <w:rFonts w:ascii="Menlo" w:eastAsia="Times New Roman" w:hAnsi="Menlo" w:cs="Menlo"/>
@@ -4634,10 +4900,15 @@
           <w:szCs w:val="18"/>
           <w14:ligatures w14:val="none"/>
         </w:rPr>
-        <w:t>content-type</w:t>
-      </w:r>
-      <w:proofErr w:type="spellEnd"/>
-      <w:r>
+        <w:t xml:space="preserve">  curl --request POST \</w:t>
+      </w:r>
+    </w:p>
+    <w:p>
+      <w:pPr>
+        <w:shd w:val="clear" w:color="auto" w:fill="1F1F1F"/>
+        <w:spacing w:after="0" w:line="270" w:lineRule="atLeast"/>
+        <w:ind w:left="720"/>
+        <w:jc w:val="both"/>
         <w:rPr>
           <w:rFonts w:ascii="Menlo" w:eastAsia="Times New Roman" w:hAnsi="Menlo" w:cs="Menlo"/>
           <w:color w:val="CCCCCC"/>
@@ -4646,9 +4917,7 @@
           <w:szCs w:val="18"/>
           <w14:ligatures w14:val="none"/>
         </w:rPr>
-        <w:t xml:space="preserve">: </w:t>
-      </w:r>
-      <w:proofErr w:type="spellStart"/>
+      </w:pPr>
       <w:r>
         <w:rPr>
           <w:rFonts w:ascii="Menlo" w:eastAsia="Times New Roman" w:hAnsi="Menlo" w:cs="Menlo"/>
@@ -4658,10 +4927,26 @@
           <w:szCs w:val="18"/>
           <w14:ligatures w14:val="none"/>
         </w:rPr>
-        <w:t>application</w:t>
-      </w:r>
-      <w:proofErr w:type="spellEnd"/>
-      <w:r>
+        <w:t xml:space="preserve">  --url https:</w:t>
+      </w:r>
+      <w:r>
+        <w:rPr>
+          <w:rFonts w:ascii="Menlo" w:eastAsia="Times New Roman" w:hAnsi="Menlo" w:cs="Menlo"/>
+          <w:color w:val="6A9955"/>
+          <w:kern w:val="0"/>
+          <w:sz w:val="18"/>
+          <w:szCs w:val="18"/>
+          <w14:ligatures w14:val="none"/>
+        </w:rPr>
+        <w:t>//perfappdemo.vercel.app/api/orders \</w:t>
+      </w:r>
+    </w:p>
+    <w:p>
+      <w:pPr>
+        <w:shd w:val="clear" w:color="auto" w:fill="1F1F1F"/>
+        <w:spacing w:after="0" w:line="270" w:lineRule="atLeast"/>
+        <w:ind w:left="720"/>
+        <w:jc w:val="both"/>
         <w:rPr>
           <w:rFonts w:ascii="Menlo" w:eastAsia="Times New Roman" w:hAnsi="Menlo" w:cs="Menlo"/>
           <w:color w:val="CCCCCC"/>
@@ -4670,9 +4955,7 @@
           <w:szCs w:val="18"/>
           <w14:ligatures w14:val="none"/>
         </w:rPr>
-        <w:t>/</w:t>
-      </w:r>
-      <w:proofErr w:type="spellStart"/>
+      </w:pPr>
       <w:r>
         <w:rPr>
           <w:rFonts w:ascii="Menlo" w:eastAsia="Times New Roman" w:hAnsi="Menlo" w:cs="Menlo"/>
@@ -4682,9 +4965,19 @@
           <w:szCs w:val="18"/>
           <w14:ligatures w14:val="none"/>
         </w:rPr>
-        <w:t>json</w:t>
-      </w:r>
-      <w:proofErr w:type="spellEnd"/>
+        <w:t xml:space="preserve">  --header 'authorization: Bearer {</w:t>
+      </w:r>
+      <w:r>
+        <w:rPr>
+          <w:rFonts w:ascii="Menlo" w:eastAsia="Times New Roman" w:hAnsi="Menlo" w:cs="Menlo"/>
+          <w:color w:val="F44747"/>
+          <w:kern w:val="0"/>
+          <w:sz w:val="18"/>
+          <w:szCs w:val="18"/>
+          <w14:ligatures w14:val="none"/>
+        </w:rPr>
+        <w:t>{token</w:t>
+      </w:r>
       <w:r>
         <w:rPr>
           <w:rFonts w:ascii="Menlo" w:eastAsia="Times New Roman" w:hAnsi="Menlo" w:cs="Menlo"/>
@@ -4694,7 +4987,7 @@
           <w:szCs w:val="18"/>
           <w14:ligatures w14:val="none"/>
         </w:rPr>
-        <w:t>' \</w:t>
+        <w:t>}}' \</w:t>
       </w:r>
     </w:p>
     <w:p>
@@ -4721,7 +5014,7 @@
           <w:szCs w:val="18"/>
           <w14:ligatures w14:val="none"/>
         </w:rPr>
-        <w:t xml:space="preserve">  --data '{</w:t>
+        <w:t xml:space="preserve">  --header 'content-type: application/json' \</w:t>
       </w:r>
     </w:p>
     <w:p>
@@ -4748,6 +5041,33 @@
           <w:szCs w:val="18"/>
           <w14:ligatures w14:val="none"/>
         </w:rPr>
+        <w:t xml:space="preserve">  --data '{</w:t>
+      </w:r>
+    </w:p>
+    <w:p>
+      <w:pPr>
+        <w:shd w:val="clear" w:color="auto" w:fill="1F1F1F"/>
+        <w:spacing w:after="0" w:line="270" w:lineRule="atLeast"/>
+        <w:ind w:left="720"/>
+        <w:jc w:val="both"/>
+        <w:rPr>
+          <w:rFonts w:ascii="Menlo" w:eastAsia="Times New Roman" w:hAnsi="Menlo" w:cs="Menlo"/>
+          <w:color w:val="CCCCCC"/>
+          <w:kern w:val="0"/>
+          <w:sz w:val="18"/>
+          <w:szCs w:val="18"/>
+          <w14:ligatures w14:val="none"/>
+        </w:rPr>
+      </w:pPr>
+      <w:r>
+        <w:rPr>
+          <w:rFonts w:ascii="Menlo" w:eastAsia="Times New Roman" w:hAnsi="Menlo" w:cs="Menlo"/>
+          <w:color w:val="CCCCCC"/>
+          <w:kern w:val="0"/>
+          <w:sz w:val="18"/>
+          <w:szCs w:val="18"/>
+          <w14:ligatures w14:val="none"/>
+        </w:rPr>
         <w:t xml:space="preserve">  </w:t>
       </w:r>
       <w:r>
@@ -4759,9 +5079,73 @@
           <w:szCs w:val="18"/>
           <w14:ligatures w14:val="none"/>
         </w:rPr>
-        <w:t>"</w:t>
-      </w:r>
-      <w:proofErr w:type="spellStart"/>
+        <w:t>"items"</w:t>
+      </w:r>
+      <w:r>
+        <w:rPr>
+          <w:rFonts w:ascii="Menlo" w:eastAsia="Times New Roman" w:hAnsi="Menlo" w:cs="Menlo"/>
+          <w:color w:val="CCCCCC"/>
+          <w:kern w:val="0"/>
+          <w:sz w:val="18"/>
+          <w:szCs w:val="18"/>
+          <w14:ligatures w14:val="none"/>
+        </w:rPr>
+        <w:t>: [</w:t>
+      </w:r>
+    </w:p>
+    <w:p>
+      <w:pPr>
+        <w:shd w:val="clear" w:color="auto" w:fill="1F1F1F"/>
+        <w:spacing w:after="0" w:line="270" w:lineRule="atLeast"/>
+        <w:ind w:left="720"/>
+        <w:jc w:val="both"/>
+        <w:rPr>
+          <w:rFonts w:ascii="Menlo" w:eastAsia="Times New Roman" w:hAnsi="Menlo" w:cs="Menlo"/>
+          <w:color w:val="CCCCCC"/>
+          <w:kern w:val="0"/>
+          <w:sz w:val="18"/>
+          <w:szCs w:val="18"/>
+          <w14:ligatures w14:val="none"/>
+        </w:rPr>
+      </w:pPr>
+      <w:r>
+        <w:rPr>
+          <w:rFonts w:ascii="Menlo" w:eastAsia="Times New Roman" w:hAnsi="Menlo" w:cs="Menlo"/>
+          <w:color w:val="CCCCCC"/>
+          <w:kern w:val="0"/>
+          <w:sz w:val="18"/>
+          <w:szCs w:val="18"/>
+          <w14:ligatures w14:val="none"/>
+        </w:rPr>
+        <w:t xml:space="preserve">    {</w:t>
+      </w:r>
+    </w:p>
+    <w:p>
+      <w:pPr>
+        <w:shd w:val="clear" w:color="auto" w:fill="1F1F1F"/>
+        <w:spacing w:after="0" w:line="270" w:lineRule="atLeast"/>
+        <w:ind w:left="720"/>
+        <w:jc w:val="both"/>
+        <w:rPr>
+          <w:rFonts w:ascii="Menlo" w:eastAsia="Times New Roman" w:hAnsi="Menlo" w:cs="Menlo"/>
+          <w:color w:val="CCCCCC"/>
+          <w:kern w:val="0"/>
+          <w:sz w:val="18"/>
+          <w:szCs w:val="18"/>
+          <w14:ligatures w14:val="none"/>
+        </w:rPr>
+      </w:pPr>
+      <w:r>
+        <w:rPr>
+          <w:rFonts w:ascii="Menlo" w:eastAsia="Times New Roman" w:hAnsi="Menlo" w:cs="Menlo"/>
+          <w:color w:val="CCCCCC"/>
+          <w:kern w:val="0"/>
+          <w:sz w:val="18"/>
+          <w:szCs w:val="18"/>
+          <w14:ligatures w14:val="none"/>
+        </w:rPr>
+        <w:t xml:space="preserve">      </w:t>
+      </w:r>
       <w:r>
         <w:rPr>
           <w:rFonts w:ascii="Menlo" w:eastAsia="Times New Roman" w:hAnsi="Menlo" w:cs="Menlo"/>
@@ -4771,9 +5155,68 @@
           <w:szCs w:val="18"/>
           <w14:ligatures w14:val="none"/>
         </w:rPr>
-        <w:t>username</w:t>
-      </w:r>
-      <w:proofErr w:type="spellEnd"/>
+        <w:t>"sku"</w:t>
+      </w:r>
+      <w:r>
+        <w:rPr>
+          <w:rFonts w:ascii="Menlo" w:eastAsia="Times New Roman" w:hAnsi="Menlo" w:cs="Menlo"/>
+          <w:color w:val="CCCCCC"/>
+          <w:kern w:val="0"/>
+          <w:sz w:val="18"/>
+          <w:szCs w:val="18"/>
+          <w14:ligatures w14:val="none"/>
+        </w:rPr>
+        <w:t xml:space="preserve">: </w:t>
+      </w:r>
+      <w:r>
+        <w:rPr>
+          <w:rFonts w:ascii="Menlo" w:eastAsia="Times New Roman" w:hAnsi="Menlo" w:cs="Menlo"/>
+          <w:color w:val="CE9178"/>
+          <w:kern w:val="0"/>
+          <w:sz w:val="18"/>
+          <w:szCs w:val="18"/>
+          <w14:ligatures w14:val="none"/>
+        </w:rPr>
+        <w:t>"{{sku}}"</w:t>
+      </w:r>
+      <w:r>
+        <w:rPr>
+          <w:rFonts w:ascii="Menlo" w:eastAsia="Times New Roman" w:hAnsi="Menlo" w:cs="Menlo"/>
+          <w:color w:val="CCCCCC"/>
+          <w:kern w:val="0"/>
+          <w:sz w:val="18"/>
+          <w:szCs w:val="18"/>
+          <w14:ligatures w14:val="none"/>
+        </w:rPr>
+        <w:t>,</w:t>
+      </w:r>
+    </w:p>
+    <w:p>
+      <w:pPr>
+        <w:shd w:val="clear" w:color="auto" w:fill="1F1F1F"/>
+        <w:spacing w:after="0" w:line="270" w:lineRule="atLeast"/>
+        <w:ind w:left="720"/>
+        <w:jc w:val="both"/>
+        <w:rPr>
+          <w:rFonts w:ascii="Menlo" w:eastAsia="Times New Roman" w:hAnsi="Menlo" w:cs="Menlo"/>
+          <w:color w:val="CCCCCC"/>
+          <w:kern w:val="0"/>
+          <w:sz w:val="18"/>
+          <w:szCs w:val="18"/>
+          <w14:ligatures w14:val="none"/>
+        </w:rPr>
+      </w:pPr>
+      <w:r>
+        <w:rPr>
+          <w:rFonts w:ascii="Menlo" w:eastAsia="Times New Roman" w:hAnsi="Menlo" w:cs="Menlo"/>
+          <w:color w:val="CCCCCC"/>
+          <w:kern w:val="0"/>
+          <w:sz w:val="18"/>
+          <w:szCs w:val="18"/>
+          <w14:ligatures w14:val="none"/>
+        </w:rPr>
+        <w:t xml:space="preserve">      </w:t>
+      </w:r>
       <w:r>
         <w:rPr>
           <w:rFonts w:ascii="Menlo" w:eastAsia="Times New Roman" w:hAnsi="Menlo" w:cs="Menlo"/>
@@ -4783,7 +5226,7 @@
           <w:szCs w:val="18"/>
           <w14:ligatures w14:val="none"/>
         </w:rPr>
-        <w:t>"</w:t>
+        <w:t>"quantity"</w:t>
       </w:r>
       <w:r>
         <w:rPr>
@@ -4799,13 +5242,116 @@
       <w:r>
         <w:rPr>
           <w:rFonts w:ascii="Menlo" w:eastAsia="Times New Roman" w:hAnsi="Menlo" w:cs="Menlo"/>
-          <w:color w:val="CE9178"/>
+          <w:color w:val="B5CEA8"/>
           <w:kern w:val="0"/>
           <w:sz w:val="18"/>
           <w:szCs w:val="18"/>
           <w14:ligatures w14:val="none"/>
         </w:rPr>
-        <w:t>"</w:t>
+        <w:t>1</w:t>
+      </w:r>
+    </w:p>
+    <w:p>
+      <w:pPr>
+        <w:shd w:val="clear" w:color="auto" w:fill="1F1F1F"/>
+        <w:spacing w:after="0" w:line="270" w:lineRule="atLeast"/>
+        <w:ind w:left="720"/>
+        <w:jc w:val="both"/>
+        <w:rPr>
+          <w:rFonts w:ascii="Menlo" w:eastAsia="Times New Roman" w:hAnsi="Menlo" w:cs="Menlo"/>
+          <w:color w:val="CCCCCC"/>
+          <w:kern w:val="0"/>
+          <w:sz w:val="18"/>
+          <w:szCs w:val="18"/>
+          <w14:ligatures w14:val="none"/>
+        </w:rPr>
+      </w:pPr>
+      <w:r>
+        <w:rPr>
+          <w:rFonts w:ascii="Menlo" w:eastAsia="Times New Roman" w:hAnsi="Menlo" w:cs="Menlo"/>
+          <w:color w:val="CCCCCC"/>
+          <w:kern w:val="0"/>
+          <w:sz w:val="18"/>
+          <w:szCs w:val="18"/>
+          <w14:ligatures w14:val="none"/>
+        </w:rPr>
+        <w:t xml:space="preserve">    }</w:t>
+      </w:r>
+    </w:p>
+    <w:p>
+      <w:pPr>
+        <w:shd w:val="clear" w:color="auto" w:fill="1F1F1F"/>
+        <w:spacing w:after="0" w:line="270" w:lineRule="atLeast"/>
+        <w:ind w:left="720"/>
+        <w:jc w:val="both"/>
+        <w:rPr>
+          <w:rFonts w:ascii="Menlo" w:eastAsia="Times New Roman" w:hAnsi="Menlo" w:cs="Menlo"/>
+          <w:color w:val="CCCCCC"/>
+          <w:kern w:val="0"/>
+          <w:sz w:val="18"/>
+          <w:szCs w:val="18"/>
+          <w14:ligatures w14:val="none"/>
+        </w:rPr>
+      </w:pPr>
+      <w:r>
+        <w:rPr>
+          <w:rFonts w:ascii="Menlo" w:eastAsia="Times New Roman" w:hAnsi="Menlo" w:cs="Menlo"/>
+          <w:color w:val="CCCCCC"/>
+          <w:kern w:val="0"/>
+          <w:sz w:val="18"/>
+          <w:szCs w:val="18"/>
+          <w14:ligatures w14:val="none"/>
+        </w:rPr>
+        <w:t xml:space="preserve">  ],</w:t>
+      </w:r>
+    </w:p>
+    <w:p>
+      <w:pPr>
+        <w:shd w:val="clear" w:color="auto" w:fill="1F1F1F"/>
+        <w:spacing w:after="0" w:line="270" w:lineRule="atLeast"/>
+        <w:ind w:left="720"/>
+        <w:jc w:val="both"/>
+        <w:rPr>
+          <w:rFonts w:ascii="Menlo" w:eastAsia="Times New Roman" w:hAnsi="Menlo" w:cs="Menlo"/>
+          <w:color w:val="CCCCCC"/>
+          <w:kern w:val="0"/>
+          <w:sz w:val="18"/>
+          <w:szCs w:val="18"/>
+          <w14:ligatures w14:val="none"/>
+        </w:rPr>
+      </w:pPr>
+      <w:r>
+        <w:rPr>
+          <w:rFonts w:ascii="Menlo" w:eastAsia="Times New Roman" w:hAnsi="Menlo" w:cs="Menlo"/>
+          <w:color w:val="CCCCCC"/>
+          <w:kern w:val="0"/>
+          <w:sz w:val="18"/>
+          <w:szCs w:val="18"/>
+          <w14:ligatures w14:val="none"/>
+        </w:rPr>
+        <w:t xml:space="preserve">  </w:t>
+      </w:r>
+      <w:r>
+        <w:rPr>
+          <w:rFonts w:ascii="Menlo" w:eastAsia="Times New Roman" w:hAnsi="Menlo" w:cs="Menlo"/>
+          <w:color w:val="9CDCFE"/>
+          <w:kern w:val="0"/>
+          <w:sz w:val="18"/>
+          <w:szCs w:val="18"/>
+          <w14:ligatures w14:val="none"/>
+        </w:rPr>
+        <w:t>"userEmail"</w:t>
+      </w:r>
+      <w:r>
+        <w:rPr>
+          <w:rFonts w:ascii="Menlo" w:eastAsia="Times New Roman" w:hAnsi="Menlo" w:cs="Menlo"/>
+          <w:color w:val="CCCCCC"/>
+          <w:kern w:val="0"/>
+          <w:sz w:val="18"/>
+          <w:szCs w:val="18"/>
+          <w14:ligatures w14:val="none"/>
+        </w:rPr>
+        <w:t xml:space="preserve">: </w:t>
       </w:r>
       <w:r>
         <w:rPr>
@@ -4816,44 +5362,15 @@
           <w:szCs w:val="18"/>
           <w14:ligatures w14:val="none"/>
         </w:rPr>
-        <w:t>{{</w:t>
-      </w:r>
-      <w:proofErr w:type="spellStart"/>
-      <w:r>
-        <w:rPr>
-          <w:rFonts w:ascii="Menlo" w:eastAsia="Times New Roman" w:hAnsi="Menlo" w:cs="Menlo"/>
-          <w:color w:val="CE9178"/>
-          <w:kern w:val="0"/>
-          <w:sz w:val="18"/>
-          <w:szCs w:val="18"/>
-          <w14:ligatures w14:val="none"/>
-        </w:rPr>
-        <w:t>user</w:t>
-      </w:r>
-      <w:proofErr w:type="spellEnd"/>
-      <w:r>
-        <w:rPr>
-          <w:rFonts w:ascii="Menlo" w:eastAsia="Times New Roman" w:hAnsi="Menlo" w:cs="Menlo"/>
-          <w:color w:val="CE9178"/>
-          <w:kern w:val="0"/>
-          <w:sz w:val="18"/>
-          <w:szCs w:val="18"/>
-          <w14:ligatures w14:val="none"/>
-        </w:rPr>
-        <w:t>}}</w:t>
-      </w:r>
-      <w:r>
-        <w:rPr>
-          <w:rFonts w:ascii="Menlo" w:eastAsia="Times New Roman" w:hAnsi="Menlo" w:cs="Menlo"/>
-          <w:color w:val="CE9178"/>
-          <w:kern w:val="0"/>
-          <w:sz w:val="18"/>
-          <w:szCs w:val="18"/>
-          <w14:ligatures w14:val="none"/>
-        </w:rPr>
-        <w:t>"</w:t>
-      </w:r>
-      <w:r>
+        <w:t>"{{email}}"</w:t>
+      </w:r>
+    </w:p>
+    <w:p>
+      <w:pPr>
+        <w:shd w:val="clear" w:color="auto" w:fill="1F1F1F"/>
+        <w:spacing w:after="0" w:line="270" w:lineRule="atLeast"/>
+        <w:ind w:left="720"/>
+        <w:jc w:val="both"/>
         <w:rPr>
           <w:rFonts w:ascii="Menlo" w:eastAsia="Times New Roman" w:hAnsi="Menlo" w:cs="Menlo"/>
           <w:color w:val="CCCCCC"/>
@@ -4862,15 +5379,8 @@
           <w:szCs w:val="18"/>
           <w14:ligatures w14:val="none"/>
         </w:rPr>
-        <w:t>,</w:t>
-      </w:r>
-    </w:p>
-    <w:p>
-      <w:pPr>
-        <w:shd w:val="clear" w:color="auto" w:fill="1F1F1F"/>
-        <w:spacing w:after="0" w:line="270" w:lineRule="atLeast"/>
-        <w:ind w:left="720"/>
-        <w:jc w:val="both"/>
+      </w:pPr>
+      <w:r>
         <w:rPr>
           <w:rFonts w:ascii="Menlo" w:eastAsia="Times New Roman" w:hAnsi="Menlo" w:cs="Menlo"/>
           <w:color w:val="CCCCCC"/>
@@ -4879,8 +5389,38 @@
           <w:szCs w:val="18"/>
           <w14:ligatures w14:val="none"/>
         </w:rPr>
-      </w:pPr>
-      <w:r>
+        <w:t>}'</w:t>
+      </w:r>
+    </w:p>
+    <w:p>
+      <w:pPr>
+        <w:ind w:left="720"/>
+        <w:jc w:val="both"/>
+      </w:pPr>
+    </w:p>
+    <w:p>
+      <w:pPr>
+        <w:ind w:left="720"/>
+        <w:jc w:val="both"/>
+        <w:rPr>
+          <w:i/>
+          <w:iCs/>
+        </w:rPr>
+      </w:pPr>
+      <w:r>
+        <w:rPr>
+          <w:i/>
+          <w:iCs/>
+        </w:rPr>
+        <w:t>Consultar orden</w:t>
+      </w:r>
+    </w:p>
+    <w:p>
+      <w:pPr>
+        <w:shd w:val="clear" w:color="auto" w:fill="1F1F1F"/>
+        <w:spacing w:after="0" w:line="270" w:lineRule="atLeast"/>
+        <w:ind w:left="720"/>
+        <w:jc w:val="both"/>
         <w:rPr>
           <w:rFonts w:ascii="Menlo" w:eastAsia="Times New Roman" w:hAnsi="Menlo" w:cs="Menlo"/>
           <w:color w:val="CCCCCC"/>
@@ -4889,45 +5429,7 @@
           <w:szCs w:val="18"/>
           <w14:ligatures w14:val="none"/>
         </w:rPr>
-        <w:t xml:space="preserve">  </w:t>
-      </w:r>
-      <w:r>
-        <w:rPr>
-          <w:rFonts w:ascii="Menlo" w:eastAsia="Times New Roman" w:hAnsi="Menlo" w:cs="Menlo"/>
-          <w:color w:val="9CDCFE"/>
-          <w:kern w:val="0"/>
-          <w:sz w:val="18"/>
-          <w:szCs w:val="18"/>
-          <w14:ligatures w14:val="none"/>
-        </w:rPr>
-        <w:t>"</w:t>
-      </w:r>
-      <w:proofErr w:type="spellStart"/>
-      <w:proofErr w:type="gramStart"/>
-      <w:r>
-        <w:rPr>
-          <w:rFonts w:ascii="Menlo" w:eastAsia="Times New Roman" w:hAnsi="Menlo" w:cs="Menlo"/>
-          <w:color w:val="9CDCFE"/>
-          <w:kern w:val="0"/>
-          <w:sz w:val="18"/>
-          <w:szCs w:val="18"/>
-          <w14:ligatures w14:val="none"/>
-        </w:rPr>
-        <w:t>password</w:t>
-      </w:r>
-      <w:proofErr w:type="spellEnd"/>
-      <w:proofErr w:type="gramEnd"/>
-      <w:r>
-        <w:rPr>
-          <w:rFonts w:ascii="Menlo" w:eastAsia="Times New Roman" w:hAnsi="Menlo" w:cs="Menlo"/>
-          <w:color w:val="9CDCFE"/>
-          <w:kern w:val="0"/>
-          <w:sz w:val="18"/>
-          <w:szCs w:val="18"/>
-          <w14:ligatures w14:val="none"/>
-        </w:rPr>
-        <w:t>"</w:t>
-      </w:r>
+      </w:pPr>
       <w:r>
         <w:rPr>
           <w:rFonts w:ascii="Menlo" w:eastAsia="Times New Roman" w:hAnsi="Menlo" w:cs="Menlo"/>
@@ -4937,64 +5439,7 @@
           <w:szCs w:val="18"/>
           <w14:ligatures w14:val="none"/>
         </w:rPr>
-        <w:t xml:space="preserve">: </w:t>
-      </w:r>
-      <w:r>
-        <w:rPr>
-          <w:rFonts w:ascii="Menlo" w:eastAsia="Times New Roman" w:hAnsi="Menlo" w:cs="Menlo"/>
-          <w:color w:val="CE9178"/>
-          <w:kern w:val="0"/>
-          <w:sz w:val="18"/>
-          <w:szCs w:val="18"/>
-          <w14:ligatures w14:val="none"/>
-        </w:rPr>
-        <w:t>"</w:t>
-      </w:r>
-      <w:r>
-        <w:rPr>
-          <w:rFonts w:ascii="Menlo" w:eastAsia="Times New Roman" w:hAnsi="Menlo" w:cs="Menlo"/>
-          <w:color w:val="CE9178"/>
-          <w:kern w:val="0"/>
-          <w:sz w:val="18"/>
-          <w:szCs w:val="18"/>
-          <w14:ligatures w14:val="none"/>
-        </w:rPr>
-        <w:t>{{</w:t>
-      </w:r>
-      <w:proofErr w:type="spellStart"/>
-      <w:r>
-        <w:rPr>
-          <w:rFonts w:ascii="Menlo" w:eastAsia="Times New Roman" w:hAnsi="Menlo" w:cs="Menlo"/>
-          <w:color w:val="CE9178"/>
-          <w:kern w:val="0"/>
-          <w:sz w:val="18"/>
-          <w:szCs w:val="18"/>
-          <w14:ligatures w14:val="none"/>
-        </w:rPr>
-        <w:t>pass</w:t>
-      </w:r>
-      <w:proofErr w:type="spellEnd"/>
-      <w:r>
-        <w:rPr>
-          <w:rFonts w:ascii="Menlo" w:eastAsia="Times New Roman" w:hAnsi="Menlo" w:cs="Menlo"/>
-          <w:color w:val="CE9178"/>
-          <w:kern w:val="0"/>
-          <w:sz w:val="18"/>
-          <w:szCs w:val="18"/>
-          <w14:ligatures w14:val="none"/>
-        </w:rPr>
-        <w:t>}}</w:t>
-      </w:r>
-      <w:r>
-        <w:rPr>
-          <w:rFonts w:ascii="Menlo" w:eastAsia="Times New Roman" w:hAnsi="Menlo" w:cs="Menlo"/>
-          <w:color w:val="CE9178"/>
-          <w:kern w:val="0"/>
-          <w:sz w:val="18"/>
-          <w:szCs w:val="18"/>
-          <w14:ligatures w14:val="none"/>
-        </w:rPr>
-        <w:t>"</w:t>
+        <w:t>curl --request GET \</w:t>
       </w:r>
     </w:p>
     <w:p>
@@ -5021,7 +5466,18 @@
           <w:szCs w:val="18"/>
           <w14:ligatures w14:val="none"/>
         </w:rPr>
-        <w:t>}'</w:t>
+        <w:t xml:space="preserve">  --url 'https:</w:t>
+      </w:r>
+      <w:r>
+        <w:rPr>
+          <w:rFonts w:ascii="Menlo" w:eastAsia="Times New Roman" w:hAnsi="Menlo" w:cs="Menlo"/>
+          <w:color w:val="6A9955"/>
+          <w:kern w:val="0"/>
+          <w:sz w:val="18"/>
+          <w:szCs w:val="18"/>
+          <w14:ligatures w14:val="none"/>
+        </w:rPr>
+        <w:t>//perfappdemo.vercel.app/api/orders?page=1&amp;pageSize=10&amp;status=PAID' \</w:t>
       </w:r>
     </w:p>
     <w:p>
@@ -5039,51 +5495,7 @@
           <w14:ligatures w14:val="none"/>
         </w:rPr>
       </w:pPr>
-    </w:p>
-    <w:p>
-      <w:pPr>
-        <w:jc w:val="both"/>
-      </w:pPr>
-    </w:p>
-    <w:p>
-      <w:pPr>
-        <w:jc w:val="both"/>
-        <w:rPr>
-          <w:b/>
-          <w:bCs/>
-        </w:rPr>
-      </w:pPr>
-      <w:r>
-        <w:rPr>
-          <w:b/>
-          <w:bCs/>
-        </w:rPr>
-        <w:t xml:space="preserve">Gestión de productos: </w:t>
-      </w:r>
-    </w:p>
-    <w:p>
-      <w:pPr>
-        <w:ind w:left="720"/>
-        <w:jc w:val="both"/>
-        <w:rPr>
-          <w:i/>
-          <w:iCs/>
-        </w:rPr>
-      </w:pPr>
-      <w:r>
-        <w:rPr>
-          <w:i/>
-          <w:iCs/>
-        </w:rPr>
-        <w:t>Obtener productos</w:t>
-      </w:r>
-    </w:p>
-    <w:p>
-      <w:pPr>
-        <w:shd w:val="clear" w:color="auto" w:fill="1F1F1F"/>
-        <w:spacing w:after="0" w:line="270" w:lineRule="atLeast"/>
-        <w:ind w:left="720"/>
-        <w:jc w:val="both"/>
+      <w:r>
         <w:rPr>
           <w:rFonts w:ascii="Menlo" w:eastAsia="Times New Roman" w:hAnsi="Menlo" w:cs="Menlo"/>
           <w:color w:val="CCCCCC"/>
@@ -5092,8 +5504,19 @@
           <w:szCs w:val="18"/>
           <w14:ligatures w14:val="none"/>
         </w:rPr>
-      </w:pPr>
-      <w:proofErr w:type="spellStart"/>
+        <w:t xml:space="preserve">  --header 'authorization: Bearer {</w:t>
+      </w:r>
+      <w:r>
+        <w:rPr>
+          <w:rFonts w:ascii="Menlo" w:eastAsia="Times New Roman" w:hAnsi="Menlo" w:cs="Menlo"/>
+          <w:color w:val="F44747"/>
+          <w:kern w:val="0"/>
+          <w:sz w:val="18"/>
+          <w:szCs w:val="18"/>
+          <w14:ligatures w14:val="none"/>
+        </w:rPr>
+        <w:t>{token</w:t>
+      </w:r>
       <w:r>
         <w:rPr>
           <w:rFonts w:ascii="Menlo" w:eastAsia="Times New Roman" w:hAnsi="Menlo" w:cs="Menlo"/>
@@ -5103,1392 +5526,6 @@
           <w:szCs w:val="18"/>
           <w14:ligatures w14:val="none"/>
         </w:rPr>
-        <w:t>curl</w:t>
-      </w:r>
-      <w:proofErr w:type="spellEnd"/>
-      <w:r>
-        <w:rPr>
-          <w:rFonts w:ascii="Menlo" w:eastAsia="Times New Roman" w:hAnsi="Menlo" w:cs="Menlo"/>
-          <w:color w:val="CCCCCC"/>
-          <w:kern w:val="0"/>
-          <w:sz w:val="18"/>
-          <w:szCs w:val="18"/>
-          <w14:ligatures w14:val="none"/>
-        </w:rPr>
-        <w:t xml:space="preserve"> --</w:t>
-      </w:r>
-      <w:proofErr w:type="spellStart"/>
-      <w:r>
-        <w:rPr>
-          <w:rFonts w:ascii="Menlo" w:eastAsia="Times New Roman" w:hAnsi="Menlo" w:cs="Menlo"/>
-          <w:color w:val="CCCCCC"/>
-          <w:kern w:val="0"/>
-          <w:sz w:val="18"/>
-          <w:szCs w:val="18"/>
-          <w14:ligatures w14:val="none"/>
-        </w:rPr>
-        <w:t>request</w:t>
-      </w:r>
-      <w:proofErr w:type="spellEnd"/>
-      <w:r>
-        <w:rPr>
-          <w:rFonts w:ascii="Menlo" w:eastAsia="Times New Roman" w:hAnsi="Menlo" w:cs="Menlo"/>
-          <w:color w:val="CCCCCC"/>
-          <w:kern w:val="0"/>
-          <w:sz w:val="18"/>
-          <w:szCs w:val="18"/>
-          <w14:ligatures w14:val="none"/>
-        </w:rPr>
-        <w:t xml:space="preserve"> GET \</w:t>
-      </w:r>
-    </w:p>
-    <w:p>
-      <w:pPr>
-        <w:shd w:val="clear" w:color="auto" w:fill="1F1F1F"/>
-        <w:spacing w:after="0" w:line="270" w:lineRule="atLeast"/>
-        <w:ind w:left="720"/>
-        <w:jc w:val="both"/>
-        <w:rPr>
-          <w:rFonts w:ascii="Menlo" w:eastAsia="Times New Roman" w:hAnsi="Menlo" w:cs="Menlo"/>
-          <w:color w:val="CCCCCC"/>
-          <w:kern w:val="0"/>
-          <w:sz w:val="18"/>
-          <w:szCs w:val="18"/>
-          <w14:ligatures w14:val="none"/>
-        </w:rPr>
-      </w:pPr>
-      <w:r>
-        <w:rPr>
-          <w:rFonts w:ascii="Menlo" w:eastAsia="Times New Roman" w:hAnsi="Menlo" w:cs="Menlo"/>
-          <w:color w:val="CCCCCC"/>
-          <w:kern w:val="0"/>
-          <w:sz w:val="18"/>
-          <w:szCs w:val="18"/>
-          <w14:ligatures w14:val="none"/>
-        </w:rPr>
-        <w:t xml:space="preserve">  --</w:t>
-      </w:r>
-      <w:proofErr w:type="spellStart"/>
-      <w:r>
-        <w:rPr>
-          <w:rFonts w:ascii="Menlo" w:eastAsia="Times New Roman" w:hAnsi="Menlo" w:cs="Menlo"/>
-          <w:color w:val="CCCCCC"/>
-          <w:kern w:val="0"/>
-          <w:sz w:val="18"/>
-          <w:szCs w:val="18"/>
-          <w14:ligatures w14:val="none"/>
-        </w:rPr>
-        <w:t>url</w:t>
-      </w:r>
-      <w:proofErr w:type="spellEnd"/>
-      <w:r>
-        <w:rPr>
-          <w:rFonts w:ascii="Menlo" w:eastAsia="Times New Roman" w:hAnsi="Menlo" w:cs="Menlo"/>
-          <w:color w:val="CCCCCC"/>
-          <w:kern w:val="0"/>
-          <w:sz w:val="18"/>
-          <w:szCs w:val="18"/>
-          <w14:ligatures w14:val="none"/>
-        </w:rPr>
-        <w:t xml:space="preserve"> 'https:</w:t>
-      </w:r>
-      <w:r>
-        <w:rPr>
-          <w:rFonts w:ascii="Menlo" w:eastAsia="Times New Roman" w:hAnsi="Menlo" w:cs="Menlo"/>
-          <w:color w:val="6A9955"/>
-          <w:kern w:val="0"/>
-          <w:sz w:val="18"/>
-          <w:szCs w:val="18"/>
-          <w14:ligatures w14:val="none"/>
-        </w:rPr>
-        <w:t>//</w:t>
-      </w:r>
-      <w:proofErr w:type="spellStart"/>
-      <w:r>
-        <w:rPr>
-          <w:rFonts w:ascii="Menlo" w:eastAsia="Times New Roman" w:hAnsi="Menlo" w:cs="Menlo"/>
-          <w:color w:val="6A9955"/>
-          <w:kern w:val="0"/>
-          <w:sz w:val="18"/>
-          <w:szCs w:val="18"/>
-          <w14:ligatures w14:val="none"/>
-        </w:rPr>
-        <w:t>perfappdemo.vercel.app</w:t>
-      </w:r>
-      <w:proofErr w:type="spellEnd"/>
-      <w:r>
-        <w:rPr>
-          <w:rFonts w:ascii="Menlo" w:eastAsia="Times New Roman" w:hAnsi="Menlo" w:cs="Menlo"/>
-          <w:color w:val="6A9955"/>
-          <w:kern w:val="0"/>
-          <w:sz w:val="18"/>
-          <w:szCs w:val="18"/>
-          <w14:ligatures w14:val="none"/>
-        </w:rPr>
-        <w:t>/api/</w:t>
-      </w:r>
-      <w:proofErr w:type="spellStart"/>
-      <w:r>
-        <w:rPr>
-          <w:rFonts w:ascii="Menlo" w:eastAsia="Times New Roman" w:hAnsi="Menlo" w:cs="Menlo"/>
-          <w:color w:val="6A9955"/>
-          <w:kern w:val="0"/>
-          <w:sz w:val="18"/>
-          <w:szCs w:val="18"/>
-          <w14:ligatures w14:val="none"/>
-        </w:rPr>
-        <w:t>products?page</w:t>
-      </w:r>
-      <w:proofErr w:type="spellEnd"/>
-      <w:r>
-        <w:rPr>
-          <w:rFonts w:ascii="Menlo" w:eastAsia="Times New Roman" w:hAnsi="Menlo" w:cs="Menlo"/>
-          <w:color w:val="6A9955"/>
-          <w:kern w:val="0"/>
-          <w:sz w:val="18"/>
-          <w:szCs w:val="18"/>
-          <w14:ligatures w14:val="none"/>
-        </w:rPr>
-        <w:t>=2&amp;pageSize=50' \</w:t>
-      </w:r>
-    </w:p>
-    <w:p>
-      <w:pPr>
-        <w:shd w:val="clear" w:color="auto" w:fill="1F1F1F"/>
-        <w:spacing w:after="0" w:line="270" w:lineRule="atLeast"/>
-        <w:ind w:left="720"/>
-        <w:jc w:val="both"/>
-        <w:rPr>
-          <w:rFonts w:ascii="Menlo" w:eastAsia="Times New Roman" w:hAnsi="Menlo" w:cs="Menlo"/>
-          <w:color w:val="CCCCCC"/>
-          <w:kern w:val="0"/>
-          <w:sz w:val="18"/>
-          <w:szCs w:val="18"/>
-          <w14:ligatures w14:val="none"/>
-        </w:rPr>
-      </w:pPr>
-      <w:r>
-        <w:rPr>
-          <w:rFonts w:ascii="Menlo" w:eastAsia="Times New Roman" w:hAnsi="Menlo" w:cs="Menlo"/>
-          <w:color w:val="CCCCCC"/>
-          <w:kern w:val="0"/>
-          <w:sz w:val="18"/>
-          <w:szCs w:val="18"/>
-          <w14:ligatures w14:val="none"/>
-        </w:rPr>
-        <w:t xml:space="preserve">  --</w:t>
-      </w:r>
-      <w:proofErr w:type="spellStart"/>
-      <w:r>
-        <w:rPr>
-          <w:rFonts w:ascii="Menlo" w:eastAsia="Times New Roman" w:hAnsi="Menlo" w:cs="Menlo"/>
-          <w:color w:val="CCCCCC"/>
-          <w:kern w:val="0"/>
-          <w:sz w:val="18"/>
-          <w:szCs w:val="18"/>
-          <w14:ligatures w14:val="none"/>
-        </w:rPr>
-        <w:t>header</w:t>
-      </w:r>
-      <w:proofErr w:type="spellEnd"/>
-      <w:r>
-        <w:rPr>
-          <w:rFonts w:ascii="Menlo" w:eastAsia="Times New Roman" w:hAnsi="Menlo" w:cs="Menlo"/>
-          <w:color w:val="CCCCCC"/>
-          <w:kern w:val="0"/>
-          <w:sz w:val="18"/>
-          <w:szCs w:val="18"/>
-          <w14:ligatures w14:val="none"/>
-        </w:rPr>
-        <w:t xml:space="preserve"> '</w:t>
-      </w:r>
-      <w:proofErr w:type="spellStart"/>
-      <w:r>
-        <w:rPr>
-          <w:rFonts w:ascii="Menlo" w:eastAsia="Times New Roman" w:hAnsi="Menlo" w:cs="Menlo"/>
-          <w:color w:val="CCCCCC"/>
-          <w:kern w:val="0"/>
-          <w:sz w:val="18"/>
-          <w:szCs w:val="18"/>
-          <w14:ligatures w14:val="none"/>
-        </w:rPr>
-        <w:t>authorization</w:t>
-      </w:r>
-      <w:proofErr w:type="spellEnd"/>
-      <w:r>
-        <w:rPr>
-          <w:rFonts w:ascii="Menlo" w:eastAsia="Times New Roman" w:hAnsi="Menlo" w:cs="Menlo"/>
-          <w:color w:val="CCCCCC"/>
-          <w:kern w:val="0"/>
-          <w:sz w:val="18"/>
-          <w:szCs w:val="18"/>
-          <w14:ligatures w14:val="none"/>
-        </w:rPr>
-        <w:t>: Bearer {</w:t>
-      </w:r>
-      <w:r>
-        <w:rPr>
-          <w:rFonts w:ascii="Menlo" w:eastAsia="Times New Roman" w:hAnsi="Menlo" w:cs="Menlo"/>
-          <w:color w:val="F44747"/>
-          <w:kern w:val="0"/>
-          <w:sz w:val="18"/>
-          <w:szCs w:val="18"/>
-          <w14:ligatures w14:val="none"/>
-        </w:rPr>
-        <w:t>{token</w:t>
-      </w:r>
-      <w:r>
-        <w:rPr>
-          <w:rFonts w:ascii="Menlo" w:eastAsia="Times New Roman" w:hAnsi="Menlo" w:cs="Menlo"/>
-          <w:color w:val="CCCCCC"/>
-          <w:kern w:val="0"/>
-          <w:sz w:val="18"/>
-          <w:szCs w:val="18"/>
-          <w14:ligatures w14:val="none"/>
-        </w:rPr>
-        <w:t>}}'</w:t>
-      </w:r>
-    </w:p>
-    <w:p>
-      <w:pPr>
-        <w:ind w:left="720"/>
-        <w:jc w:val="both"/>
-      </w:pPr>
-    </w:p>
-    <w:p>
-      <w:r>
-        <w:br w:type="page"/>
-      </w:r>
-    </w:p>
-    <w:p>
-      <w:pPr>
-        <w:jc w:val="both"/>
-        <w:rPr>
-          <w:b/>
-          <w:bCs/>
-        </w:rPr>
-      </w:pPr>
-      <w:r>
-        <w:rPr>
-          <w:b/>
-          <w:bCs/>
-        </w:rPr>
-        <w:lastRenderedPageBreak/>
-        <w:t>Gestión de ordenes</w:t>
-      </w:r>
-    </w:p>
-    <w:p>
-      <w:pPr>
-        <w:ind w:left="720"/>
-        <w:jc w:val="both"/>
-        <w:rPr>
-          <w:i/>
-          <w:iCs/>
-        </w:rPr>
-      </w:pPr>
-      <w:r>
-        <w:rPr>
-          <w:i/>
-          <w:iCs/>
-        </w:rPr>
-        <w:t>Generar orden</w:t>
-      </w:r>
-    </w:p>
-    <w:p>
-      <w:pPr>
-        <w:shd w:val="clear" w:color="auto" w:fill="1F1F1F"/>
-        <w:spacing w:after="0" w:line="270" w:lineRule="atLeast"/>
-        <w:ind w:left="720"/>
-        <w:jc w:val="both"/>
-        <w:rPr>
-          <w:rFonts w:ascii="Menlo" w:eastAsia="Times New Roman" w:hAnsi="Menlo" w:cs="Menlo"/>
-          <w:color w:val="CCCCCC"/>
-          <w:kern w:val="0"/>
-          <w:sz w:val="18"/>
-          <w:szCs w:val="18"/>
-          <w14:ligatures w14:val="none"/>
-        </w:rPr>
-      </w:pPr>
-      <w:r>
-        <w:rPr>
-          <w:rFonts w:ascii="Menlo" w:eastAsia="Times New Roman" w:hAnsi="Menlo" w:cs="Menlo"/>
-          <w:color w:val="CCCCCC"/>
-          <w:kern w:val="0"/>
-          <w:sz w:val="18"/>
-          <w:szCs w:val="18"/>
-          <w14:ligatures w14:val="none"/>
-        </w:rPr>
-        <w:t xml:space="preserve">  </w:t>
-      </w:r>
-      <w:proofErr w:type="spellStart"/>
-      <w:r>
-        <w:rPr>
-          <w:rFonts w:ascii="Menlo" w:eastAsia="Times New Roman" w:hAnsi="Menlo" w:cs="Menlo"/>
-          <w:color w:val="CCCCCC"/>
-          <w:kern w:val="0"/>
-          <w:sz w:val="18"/>
-          <w:szCs w:val="18"/>
-          <w14:ligatures w14:val="none"/>
-        </w:rPr>
-        <w:t>curl</w:t>
-      </w:r>
-      <w:proofErr w:type="spellEnd"/>
-      <w:r>
-        <w:rPr>
-          <w:rFonts w:ascii="Menlo" w:eastAsia="Times New Roman" w:hAnsi="Menlo" w:cs="Menlo"/>
-          <w:color w:val="CCCCCC"/>
-          <w:kern w:val="0"/>
-          <w:sz w:val="18"/>
-          <w:szCs w:val="18"/>
-          <w14:ligatures w14:val="none"/>
-        </w:rPr>
-        <w:t xml:space="preserve"> --</w:t>
-      </w:r>
-      <w:proofErr w:type="spellStart"/>
-      <w:r>
-        <w:rPr>
-          <w:rFonts w:ascii="Menlo" w:eastAsia="Times New Roman" w:hAnsi="Menlo" w:cs="Menlo"/>
-          <w:color w:val="CCCCCC"/>
-          <w:kern w:val="0"/>
-          <w:sz w:val="18"/>
-          <w:szCs w:val="18"/>
-          <w14:ligatures w14:val="none"/>
-        </w:rPr>
-        <w:t>request</w:t>
-      </w:r>
-      <w:proofErr w:type="spellEnd"/>
-      <w:r>
-        <w:rPr>
-          <w:rFonts w:ascii="Menlo" w:eastAsia="Times New Roman" w:hAnsi="Menlo" w:cs="Menlo"/>
-          <w:color w:val="CCCCCC"/>
-          <w:kern w:val="0"/>
-          <w:sz w:val="18"/>
-          <w:szCs w:val="18"/>
-          <w14:ligatures w14:val="none"/>
-        </w:rPr>
-        <w:t xml:space="preserve"> POST \</w:t>
-      </w:r>
-    </w:p>
-    <w:p>
-      <w:pPr>
-        <w:shd w:val="clear" w:color="auto" w:fill="1F1F1F"/>
-        <w:spacing w:after="0" w:line="270" w:lineRule="atLeast"/>
-        <w:ind w:left="720"/>
-        <w:jc w:val="both"/>
-        <w:rPr>
-          <w:rFonts w:ascii="Menlo" w:eastAsia="Times New Roman" w:hAnsi="Menlo" w:cs="Menlo"/>
-          <w:color w:val="CCCCCC"/>
-          <w:kern w:val="0"/>
-          <w:sz w:val="18"/>
-          <w:szCs w:val="18"/>
-          <w14:ligatures w14:val="none"/>
-        </w:rPr>
-      </w:pPr>
-      <w:r>
-        <w:rPr>
-          <w:rFonts w:ascii="Menlo" w:eastAsia="Times New Roman" w:hAnsi="Menlo" w:cs="Menlo"/>
-          <w:color w:val="CCCCCC"/>
-          <w:kern w:val="0"/>
-          <w:sz w:val="18"/>
-          <w:szCs w:val="18"/>
-          <w14:ligatures w14:val="none"/>
-        </w:rPr>
-        <w:t xml:space="preserve">  --</w:t>
-      </w:r>
-      <w:proofErr w:type="spellStart"/>
-      <w:r>
-        <w:rPr>
-          <w:rFonts w:ascii="Menlo" w:eastAsia="Times New Roman" w:hAnsi="Menlo" w:cs="Menlo"/>
-          <w:color w:val="CCCCCC"/>
-          <w:kern w:val="0"/>
-          <w:sz w:val="18"/>
-          <w:szCs w:val="18"/>
-          <w14:ligatures w14:val="none"/>
-        </w:rPr>
-        <w:t>url</w:t>
-      </w:r>
-      <w:proofErr w:type="spellEnd"/>
-      <w:r>
-        <w:rPr>
-          <w:rFonts w:ascii="Menlo" w:eastAsia="Times New Roman" w:hAnsi="Menlo" w:cs="Menlo"/>
-          <w:color w:val="CCCCCC"/>
-          <w:kern w:val="0"/>
-          <w:sz w:val="18"/>
-          <w:szCs w:val="18"/>
-          <w14:ligatures w14:val="none"/>
-        </w:rPr>
-        <w:t xml:space="preserve"> https:</w:t>
-      </w:r>
-      <w:r>
-        <w:rPr>
-          <w:rFonts w:ascii="Menlo" w:eastAsia="Times New Roman" w:hAnsi="Menlo" w:cs="Menlo"/>
-          <w:color w:val="6A9955"/>
-          <w:kern w:val="0"/>
-          <w:sz w:val="18"/>
-          <w:szCs w:val="18"/>
-          <w14:ligatures w14:val="none"/>
-        </w:rPr>
-        <w:t>//perfappdemo.vercel.app/api/orders \</w:t>
-      </w:r>
-    </w:p>
-    <w:p>
-      <w:pPr>
-        <w:shd w:val="clear" w:color="auto" w:fill="1F1F1F"/>
-        <w:spacing w:after="0" w:line="270" w:lineRule="atLeast"/>
-        <w:ind w:left="720"/>
-        <w:jc w:val="both"/>
-        <w:rPr>
-          <w:rFonts w:ascii="Menlo" w:eastAsia="Times New Roman" w:hAnsi="Menlo" w:cs="Menlo"/>
-          <w:color w:val="CCCCCC"/>
-          <w:kern w:val="0"/>
-          <w:sz w:val="18"/>
-          <w:szCs w:val="18"/>
-          <w14:ligatures w14:val="none"/>
-        </w:rPr>
-      </w:pPr>
-      <w:r>
-        <w:rPr>
-          <w:rFonts w:ascii="Menlo" w:eastAsia="Times New Roman" w:hAnsi="Menlo" w:cs="Menlo"/>
-          <w:color w:val="CCCCCC"/>
-          <w:kern w:val="0"/>
-          <w:sz w:val="18"/>
-          <w:szCs w:val="18"/>
-          <w14:ligatures w14:val="none"/>
-        </w:rPr>
-        <w:t xml:space="preserve">  --</w:t>
-      </w:r>
-      <w:proofErr w:type="spellStart"/>
-      <w:r>
-        <w:rPr>
-          <w:rFonts w:ascii="Menlo" w:eastAsia="Times New Roman" w:hAnsi="Menlo" w:cs="Menlo"/>
-          <w:color w:val="CCCCCC"/>
-          <w:kern w:val="0"/>
-          <w:sz w:val="18"/>
-          <w:szCs w:val="18"/>
-          <w14:ligatures w14:val="none"/>
-        </w:rPr>
-        <w:t>header</w:t>
-      </w:r>
-      <w:proofErr w:type="spellEnd"/>
-      <w:r>
-        <w:rPr>
-          <w:rFonts w:ascii="Menlo" w:eastAsia="Times New Roman" w:hAnsi="Menlo" w:cs="Menlo"/>
-          <w:color w:val="CCCCCC"/>
-          <w:kern w:val="0"/>
-          <w:sz w:val="18"/>
-          <w:szCs w:val="18"/>
-          <w14:ligatures w14:val="none"/>
-        </w:rPr>
-        <w:t xml:space="preserve"> '</w:t>
-      </w:r>
-      <w:proofErr w:type="spellStart"/>
-      <w:r>
-        <w:rPr>
-          <w:rFonts w:ascii="Menlo" w:eastAsia="Times New Roman" w:hAnsi="Menlo" w:cs="Menlo"/>
-          <w:color w:val="CCCCCC"/>
-          <w:kern w:val="0"/>
-          <w:sz w:val="18"/>
-          <w:szCs w:val="18"/>
-          <w14:ligatures w14:val="none"/>
-        </w:rPr>
-        <w:t>authorization</w:t>
-      </w:r>
-      <w:proofErr w:type="spellEnd"/>
-      <w:r>
-        <w:rPr>
-          <w:rFonts w:ascii="Menlo" w:eastAsia="Times New Roman" w:hAnsi="Menlo" w:cs="Menlo"/>
-          <w:color w:val="CCCCCC"/>
-          <w:kern w:val="0"/>
-          <w:sz w:val="18"/>
-          <w:szCs w:val="18"/>
-          <w14:ligatures w14:val="none"/>
-        </w:rPr>
-        <w:t>: Bearer {</w:t>
-      </w:r>
-      <w:r>
-        <w:rPr>
-          <w:rFonts w:ascii="Menlo" w:eastAsia="Times New Roman" w:hAnsi="Menlo" w:cs="Menlo"/>
-          <w:color w:val="F44747"/>
-          <w:kern w:val="0"/>
-          <w:sz w:val="18"/>
-          <w:szCs w:val="18"/>
-          <w14:ligatures w14:val="none"/>
-        </w:rPr>
-        <w:t>{token</w:t>
-      </w:r>
-      <w:r>
-        <w:rPr>
-          <w:rFonts w:ascii="Menlo" w:eastAsia="Times New Roman" w:hAnsi="Menlo" w:cs="Menlo"/>
-          <w:color w:val="CCCCCC"/>
-          <w:kern w:val="0"/>
-          <w:sz w:val="18"/>
-          <w:szCs w:val="18"/>
-          <w14:ligatures w14:val="none"/>
-        </w:rPr>
-        <w:t>}}' \</w:t>
-      </w:r>
-    </w:p>
-    <w:p>
-      <w:pPr>
-        <w:shd w:val="clear" w:color="auto" w:fill="1F1F1F"/>
-        <w:spacing w:after="0" w:line="270" w:lineRule="atLeast"/>
-        <w:ind w:left="720"/>
-        <w:jc w:val="both"/>
-        <w:rPr>
-          <w:rFonts w:ascii="Menlo" w:eastAsia="Times New Roman" w:hAnsi="Menlo" w:cs="Menlo"/>
-          <w:color w:val="CCCCCC"/>
-          <w:kern w:val="0"/>
-          <w:sz w:val="18"/>
-          <w:szCs w:val="18"/>
-          <w14:ligatures w14:val="none"/>
-        </w:rPr>
-      </w:pPr>
-      <w:r>
-        <w:rPr>
-          <w:rFonts w:ascii="Menlo" w:eastAsia="Times New Roman" w:hAnsi="Menlo" w:cs="Menlo"/>
-          <w:color w:val="CCCCCC"/>
-          <w:kern w:val="0"/>
-          <w:sz w:val="18"/>
-          <w:szCs w:val="18"/>
-          <w14:ligatures w14:val="none"/>
-        </w:rPr>
-        <w:t xml:space="preserve">  --</w:t>
-      </w:r>
-      <w:proofErr w:type="spellStart"/>
-      <w:r>
-        <w:rPr>
-          <w:rFonts w:ascii="Menlo" w:eastAsia="Times New Roman" w:hAnsi="Menlo" w:cs="Menlo"/>
-          <w:color w:val="CCCCCC"/>
-          <w:kern w:val="0"/>
-          <w:sz w:val="18"/>
-          <w:szCs w:val="18"/>
-          <w14:ligatures w14:val="none"/>
-        </w:rPr>
-        <w:t>header</w:t>
-      </w:r>
-      <w:proofErr w:type="spellEnd"/>
-      <w:r>
-        <w:rPr>
-          <w:rFonts w:ascii="Menlo" w:eastAsia="Times New Roman" w:hAnsi="Menlo" w:cs="Menlo"/>
-          <w:color w:val="CCCCCC"/>
-          <w:kern w:val="0"/>
-          <w:sz w:val="18"/>
-          <w:szCs w:val="18"/>
-          <w14:ligatures w14:val="none"/>
-        </w:rPr>
-        <w:t xml:space="preserve"> '</w:t>
-      </w:r>
-      <w:proofErr w:type="spellStart"/>
-      <w:r>
-        <w:rPr>
-          <w:rFonts w:ascii="Menlo" w:eastAsia="Times New Roman" w:hAnsi="Menlo" w:cs="Menlo"/>
-          <w:color w:val="CCCCCC"/>
-          <w:kern w:val="0"/>
-          <w:sz w:val="18"/>
-          <w:szCs w:val="18"/>
-          <w14:ligatures w14:val="none"/>
-        </w:rPr>
-        <w:t>content-type</w:t>
-      </w:r>
-      <w:proofErr w:type="spellEnd"/>
-      <w:r>
-        <w:rPr>
-          <w:rFonts w:ascii="Menlo" w:eastAsia="Times New Roman" w:hAnsi="Menlo" w:cs="Menlo"/>
-          <w:color w:val="CCCCCC"/>
-          <w:kern w:val="0"/>
-          <w:sz w:val="18"/>
-          <w:szCs w:val="18"/>
-          <w14:ligatures w14:val="none"/>
-        </w:rPr>
-        <w:t xml:space="preserve">: </w:t>
-      </w:r>
-      <w:proofErr w:type="spellStart"/>
-      <w:r>
-        <w:rPr>
-          <w:rFonts w:ascii="Menlo" w:eastAsia="Times New Roman" w:hAnsi="Menlo" w:cs="Menlo"/>
-          <w:color w:val="CCCCCC"/>
-          <w:kern w:val="0"/>
-          <w:sz w:val="18"/>
-          <w:szCs w:val="18"/>
-          <w14:ligatures w14:val="none"/>
-        </w:rPr>
-        <w:t>application</w:t>
-      </w:r>
-      <w:proofErr w:type="spellEnd"/>
-      <w:r>
-        <w:rPr>
-          <w:rFonts w:ascii="Menlo" w:eastAsia="Times New Roman" w:hAnsi="Menlo" w:cs="Menlo"/>
-          <w:color w:val="CCCCCC"/>
-          <w:kern w:val="0"/>
-          <w:sz w:val="18"/>
-          <w:szCs w:val="18"/>
-          <w14:ligatures w14:val="none"/>
-        </w:rPr>
-        <w:t>/</w:t>
-      </w:r>
-      <w:proofErr w:type="spellStart"/>
-      <w:r>
-        <w:rPr>
-          <w:rFonts w:ascii="Menlo" w:eastAsia="Times New Roman" w:hAnsi="Menlo" w:cs="Menlo"/>
-          <w:color w:val="CCCCCC"/>
-          <w:kern w:val="0"/>
-          <w:sz w:val="18"/>
-          <w:szCs w:val="18"/>
-          <w14:ligatures w14:val="none"/>
-        </w:rPr>
-        <w:t>json</w:t>
-      </w:r>
-      <w:proofErr w:type="spellEnd"/>
-      <w:r>
-        <w:rPr>
-          <w:rFonts w:ascii="Menlo" w:eastAsia="Times New Roman" w:hAnsi="Menlo" w:cs="Menlo"/>
-          <w:color w:val="CCCCCC"/>
-          <w:kern w:val="0"/>
-          <w:sz w:val="18"/>
-          <w:szCs w:val="18"/>
-          <w14:ligatures w14:val="none"/>
-        </w:rPr>
-        <w:t>' \</w:t>
-      </w:r>
-    </w:p>
-    <w:p>
-      <w:pPr>
-        <w:shd w:val="clear" w:color="auto" w:fill="1F1F1F"/>
-        <w:spacing w:after="0" w:line="270" w:lineRule="atLeast"/>
-        <w:ind w:left="720"/>
-        <w:jc w:val="both"/>
-        <w:rPr>
-          <w:rFonts w:ascii="Menlo" w:eastAsia="Times New Roman" w:hAnsi="Menlo" w:cs="Menlo"/>
-          <w:color w:val="CCCCCC"/>
-          <w:kern w:val="0"/>
-          <w:sz w:val="18"/>
-          <w:szCs w:val="18"/>
-          <w14:ligatures w14:val="none"/>
-        </w:rPr>
-      </w:pPr>
-      <w:r>
-        <w:rPr>
-          <w:rFonts w:ascii="Menlo" w:eastAsia="Times New Roman" w:hAnsi="Menlo" w:cs="Menlo"/>
-          <w:color w:val="CCCCCC"/>
-          <w:kern w:val="0"/>
-          <w:sz w:val="18"/>
-          <w:szCs w:val="18"/>
-          <w14:ligatures w14:val="none"/>
-        </w:rPr>
-        <w:t xml:space="preserve">  --data '{</w:t>
-      </w:r>
-    </w:p>
-    <w:p>
-      <w:pPr>
-        <w:shd w:val="clear" w:color="auto" w:fill="1F1F1F"/>
-        <w:spacing w:after="0" w:line="270" w:lineRule="atLeast"/>
-        <w:ind w:left="720"/>
-        <w:jc w:val="both"/>
-        <w:rPr>
-          <w:rFonts w:ascii="Menlo" w:eastAsia="Times New Roman" w:hAnsi="Menlo" w:cs="Menlo"/>
-          <w:color w:val="CCCCCC"/>
-          <w:kern w:val="0"/>
-          <w:sz w:val="18"/>
-          <w:szCs w:val="18"/>
-          <w14:ligatures w14:val="none"/>
-        </w:rPr>
-      </w:pPr>
-      <w:r>
-        <w:rPr>
-          <w:rFonts w:ascii="Menlo" w:eastAsia="Times New Roman" w:hAnsi="Menlo" w:cs="Menlo"/>
-          <w:color w:val="CCCCCC"/>
-          <w:kern w:val="0"/>
-          <w:sz w:val="18"/>
-          <w:szCs w:val="18"/>
-          <w14:ligatures w14:val="none"/>
-        </w:rPr>
-        <w:t xml:space="preserve">  </w:t>
-      </w:r>
-      <w:r>
-        <w:rPr>
-          <w:rFonts w:ascii="Menlo" w:eastAsia="Times New Roman" w:hAnsi="Menlo" w:cs="Menlo"/>
-          <w:color w:val="9CDCFE"/>
-          <w:kern w:val="0"/>
-          <w:sz w:val="18"/>
-          <w:szCs w:val="18"/>
-          <w14:ligatures w14:val="none"/>
-        </w:rPr>
-        <w:t>"</w:t>
-      </w:r>
-      <w:proofErr w:type="spellStart"/>
-      <w:r>
-        <w:rPr>
-          <w:rFonts w:ascii="Menlo" w:eastAsia="Times New Roman" w:hAnsi="Menlo" w:cs="Menlo"/>
-          <w:color w:val="9CDCFE"/>
-          <w:kern w:val="0"/>
-          <w:sz w:val="18"/>
-          <w:szCs w:val="18"/>
-          <w14:ligatures w14:val="none"/>
-        </w:rPr>
-        <w:t>items</w:t>
-      </w:r>
-      <w:proofErr w:type="spellEnd"/>
-      <w:r>
-        <w:rPr>
-          <w:rFonts w:ascii="Menlo" w:eastAsia="Times New Roman" w:hAnsi="Menlo" w:cs="Menlo"/>
-          <w:color w:val="9CDCFE"/>
-          <w:kern w:val="0"/>
-          <w:sz w:val="18"/>
-          <w:szCs w:val="18"/>
-          <w14:ligatures w14:val="none"/>
-        </w:rPr>
-        <w:t>"</w:t>
-      </w:r>
-      <w:r>
-        <w:rPr>
-          <w:rFonts w:ascii="Menlo" w:eastAsia="Times New Roman" w:hAnsi="Menlo" w:cs="Menlo"/>
-          <w:color w:val="CCCCCC"/>
-          <w:kern w:val="0"/>
-          <w:sz w:val="18"/>
-          <w:szCs w:val="18"/>
-          <w14:ligatures w14:val="none"/>
-        </w:rPr>
-        <w:t>: [</w:t>
-      </w:r>
-    </w:p>
-    <w:p>
-      <w:pPr>
-        <w:shd w:val="clear" w:color="auto" w:fill="1F1F1F"/>
-        <w:spacing w:after="0" w:line="270" w:lineRule="atLeast"/>
-        <w:ind w:left="720"/>
-        <w:jc w:val="both"/>
-        <w:rPr>
-          <w:rFonts w:ascii="Menlo" w:eastAsia="Times New Roman" w:hAnsi="Menlo" w:cs="Menlo"/>
-          <w:color w:val="CCCCCC"/>
-          <w:kern w:val="0"/>
-          <w:sz w:val="18"/>
-          <w:szCs w:val="18"/>
-          <w14:ligatures w14:val="none"/>
-        </w:rPr>
-      </w:pPr>
-      <w:r>
-        <w:rPr>
-          <w:rFonts w:ascii="Menlo" w:eastAsia="Times New Roman" w:hAnsi="Menlo" w:cs="Menlo"/>
-          <w:color w:val="CCCCCC"/>
-          <w:kern w:val="0"/>
-          <w:sz w:val="18"/>
-          <w:szCs w:val="18"/>
-          <w14:ligatures w14:val="none"/>
-        </w:rPr>
-        <w:t xml:space="preserve">    {</w:t>
-      </w:r>
-    </w:p>
-    <w:p>
-      <w:pPr>
-        <w:shd w:val="clear" w:color="auto" w:fill="1F1F1F"/>
-        <w:spacing w:after="0" w:line="270" w:lineRule="atLeast"/>
-        <w:ind w:left="720"/>
-        <w:jc w:val="both"/>
-        <w:rPr>
-          <w:rFonts w:ascii="Menlo" w:eastAsia="Times New Roman" w:hAnsi="Menlo" w:cs="Menlo"/>
-          <w:color w:val="CCCCCC"/>
-          <w:kern w:val="0"/>
-          <w:sz w:val="18"/>
-          <w:szCs w:val="18"/>
-          <w14:ligatures w14:val="none"/>
-        </w:rPr>
-      </w:pPr>
-      <w:r>
-        <w:rPr>
-          <w:rFonts w:ascii="Menlo" w:eastAsia="Times New Roman" w:hAnsi="Menlo" w:cs="Menlo"/>
-          <w:color w:val="CCCCCC"/>
-          <w:kern w:val="0"/>
-          <w:sz w:val="18"/>
-          <w:szCs w:val="18"/>
-          <w14:ligatures w14:val="none"/>
-        </w:rPr>
-        <w:t xml:space="preserve">      </w:t>
-      </w:r>
-      <w:r>
-        <w:rPr>
-          <w:rFonts w:ascii="Menlo" w:eastAsia="Times New Roman" w:hAnsi="Menlo" w:cs="Menlo"/>
-          <w:color w:val="9CDCFE"/>
-          <w:kern w:val="0"/>
-          <w:sz w:val="18"/>
-          <w:szCs w:val="18"/>
-          <w14:ligatures w14:val="none"/>
-        </w:rPr>
-        <w:t>"</w:t>
-      </w:r>
-      <w:proofErr w:type="spellStart"/>
-      <w:r>
-        <w:rPr>
-          <w:rFonts w:ascii="Menlo" w:eastAsia="Times New Roman" w:hAnsi="Menlo" w:cs="Menlo"/>
-          <w:color w:val="9CDCFE"/>
-          <w:kern w:val="0"/>
-          <w:sz w:val="18"/>
-          <w:szCs w:val="18"/>
-          <w14:ligatures w14:val="none"/>
-        </w:rPr>
-        <w:t>sku</w:t>
-      </w:r>
-      <w:proofErr w:type="spellEnd"/>
-      <w:r>
-        <w:rPr>
-          <w:rFonts w:ascii="Menlo" w:eastAsia="Times New Roman" w:hAnsi="Menlo" w:cs="Menlo"/>
-          <w:color w:val="9CDCFE"/>
-          <w:kern w:val="0"/>
-          <w:sz w:val="18"/>
-          <w:szCs w:val="18"/>
-          <w14:ligatures w14:val="none"/>
-        </w:rPr>
-        <w:t>"</w:t>
-      </w:r>
-      <w:r>
-        <w:rPr>
-          <w:rFonts w:ascii="Menlo" w:eastAsia="Times New Roman" w:hAnsi="Menlo" w:cs="Menlo"/>
-          <w:color w:val="CCCCCC"/>
-          <w:kern w:val="0"/>
-          <w:sz w:val="18"/>
-          <w:szCs w:val="18"/>
-          <w14:ligatures w14:val="none"/>
-        </w:rPr>
-        <w:t xml:space="preserve">: </w:t>
-      </w:r>
-      <w:r>
-        <w:rPr>
-          <w:rFonts w:ascii="Menlo" w:eastAsia="Times New Roman" w:hAnsi="Menlo" w:cs="Menlo"/>
-          <w:color w:val="CE9178"/>
-          <w:kern w:val="0"/>
-          <w:sz w:val="18"/>
-          <w:szCs w:val="18"/>
-          <w14:ligatures w14:val="none"/>
-        </w:rPr>
-        <w:t>"{{</w:t>
-      </w:r>
-      <w:proofErr w:type="spellStart"/>
-      <w:r>
-        <w:rPr>
-          <w:rFonts w:ascii="Menlo" w:eastAsia="Times New Roman" w:hAnsi="Menlo" w:cs="Menlo"/>
-          <w:color w:val="CE9178"/>
-          <w:kern w:val="0"/>
-          <w:sz w:val="18"/>
-          <w:szCs w:val="18"/>
-          <w14:ligatures w14:val="none"/>
-        </w:rPr>
-        <w:t>sku</w:t>
-      </w:r>
-      <w:proofErr w:type="spellEnd"/>
-      <w:r>
-        <w:rPr>
-          <w:rFonts w:ascii="Menlo" w:eastAsia="Times New Roman" w:hAnsi="Menlo" w:cs="Menlo"/>
-          <w:color w:val="CE9178"/>
-          <w:kern w:val="0"/>
-          <w:sz w:val="18"/>
-          <w:szCs w:val="18"/>
-          <w14:ligatures w14:val="none"/>
-        </w:rPr>
-        <w:t>}}"</w:t>
-      </w:r>
-      <w:r>
-        <w:rPr>
-          <w:rFonts w:ascii="Menlo" w:eastAsia="Times New Roman" w:hAnsi="Menlo" w:cs="Menlo"/>
-          <w:color w:val="CCCCCC"/>
-          <w:kern w:val="0"/>
-          <w:sz w:val="18"/>
-          <w:szCs w:val="18"/>
-          <w14:ligatures w14:val="none"/>
-        </w:rPr>
-        <w:t>,</w:t>
-      </w:r>
-    </w:p>
-    <w:p>
-      <w:pPr>
-        <w:shd w:val="clear" w:color="auto" w:fill="1F1F1F"/>
-        <w:spacing w:after="0" w:line="270" w:lineRule="atLeast"/>
-        <w:ind w:left="720"/>
-        <w:jc w:val="both"/>
-        <w:rPr>
-          <w:rFonts w:ascii="Menlo" w:eastAsia="Times New Roman" w:hAnsi="Menlo" w:cs="Menlo"/>
-          <w:color w:val="CCCCCC"/>
-          <w:kern w:val="0"/>
-          <w:sz w:val="18"/>
-          <w:szCs w:val="18"/>
-          <w14:ligatures w14:val="none"/>
-        </w:rPr>
-      </w:pPr>
-      <w:r>
-        <w:rPr>
-          <w:rFonts w:ascii="Menlo" w:eastAsia="Times New Roman" w:hAnsi="Menlo" w:cs="Menlo"/>
-          <w:color w:val="CCCCCC"/>
-          <w:kern w:val="0"/>
-          <w:sz w:val="18"/>
-          <w:szCs w:val="18"/>
-          <w14:ligatures w14:val="none"/>
-        </w:rPr>
-        <w:t xml:space="preserve">      </w:t>
-      </w:r>
-      <w:r>
-        <w:rPr>
-          <w:rFonts w:ascii="Menlo" w:eastAsia="Times New Roman" w:hAnsi="Menlo" w:cs="Menlo"/>
-          <w:color w:val="9CDCFE"/>
-          <w:kern w:val="0"/>
-          <w:sz w:val="18"/>
-          <w:szCs w:val="18"/>
-          <w14:ligatures w14:val="none"/>
-        </w:rPr>
-        <w:t>"</w:t>
-      </w:r>
-      <w:proofErr w:type="spellStart"/>
-      <w:r>
-        <w:rPr>
-          <w:rFonts w:ascii="Menlo" w:eastAsia="Times New Roman" w:hAnsi="Menlo" w:cs="Menlo"/>
-          <w:color w:val="9CDCFE"/>
-          <w:kern w:val="0"/>
-          <w:sz w:val="18"/>
-          <w:szCs w:val="18"/>
-          <w14:ligatures w14:val="none"/>
-        </w:rPr>
-        <w:t>quantity</w:t>
-      </w:r>
-      <w:proofErr w:type="spellEnd"/>
-      <w:r>
-        <w:rPr>
-          <w:rFonts w:ascii="Menlo" w:eastAsia="Times New Roman" w:hAnsi="Menlo" w:cs="Menlo"/>
-          <w:color w:val="9CDCFE"/>
-          <w:kern w:val="0"/>
-          <w:sz w:val="18"/>
-          <w:szCs w:val="18"/>
-          <w14:ligatures w14:val="none"/>
-        </w:rPr>
-        <w:t>"</w:t>
-      </w:r>
-      <w:r>
-        <w:rPr>
-          <w:rFonts w:ascii="Menlo" w:eastAsia="Times New Roman" w:hAnsi="Menlo" w:cs="Menlo"/>
-          <w:color w:val="CCCCCC"/>
-          <w:kern w:val="0"/>
-          <w:sz w:val="18"/>
-          <w:szCs w:val="18"/>
-          <w14:ligatures w14:val="none"/>
-        </w:rPr>
-        <w:t xml:space="preserve">: </w:t>
-      </w:r>
-      <w:r>
-        <w:rPr>
-          <w:rFonts w:ascii="Menlo" w:eastAsia="Times New Roman" w:hAnsi="Menlo" w:cs="Menlo"/>
-          <w:color w:val="B5CEA8"/>
-          <w:kern w:val="0"/>
-          <w:sz w:val="18"/>
-          <w:szCs w:val="18"/>
-          <w14:ligatures w14:val="none"/>
-        </w:rPr>
-        <w:t>1</w:t>
-      </w:r>
-    </w:p>
-    <w:p>
-      <w:pPr>
-        <w:shd w:val="clear" w:color="auto" w:fill="1F1F1F"/>
-        <w:spacing w:after="0" w:line="270" w:lineRule="atLeast"/>
-        <w:ind w:left="720"/>
-        <w:jc w:val="both"/>
-        <w:rPr>
-          <w:rFonts w:ascii="Menlo" w:eastAsia="Times New Roman" w:hAnsi="Menlo" w:cs="Menlo"/>
-          <w:color w:val="CCCCCC"/>
-          <w:kern w:val="0"/>
-          <w:sz w:val="18"/>
-          <w:szCs w:val="18"/>
-          <w14:ligatures w14:val="none"/>
-        </w:rPr>
-      </w:pPr>
-      <w:r>
-        <w:rPr>
-          <w:rFonts w:ascii="Menlo" w:eastAsia="Times New Roman" w:hAnsi="Menlo" w:cs="Menlo"/>
-          <w:color w:val="CCCCCC"/>
-          <w:kern w:val="0"/>
-          <w:sz w:val="18"/>
-          <w:szCs w:val="18"/>
-          <w14:ligatures w14:val="none"/>
-        </w:rPr>
-        <w:t xml:space="preserve">    }</w:t>
-      </w:r>
-    </w:p>
-    <w:p>
-      <w:pPr>
-        <w:shd w:val="clear" w:color="auto" w:fill="1F1F1F"/>
-        <w:spacing w:after="0" w:line="270" w:lineRule="atLeast"/>
-        <w:ind w:left="720"/>
-        <w:jc w:val="both"/>
-        <w:rPr>
-          <w:rFonts w:ascii="Menlo" w:eastAsia="Times New Roman" w:hAnsi="Menlo" w:cs="Menlo"/>
-          <w:color w:val="CCCCCC"/>
-          <w:kern w:val="0"/>
-          <w:sz w:val="18"/>
-          <w:szCs w:val="18"/>
-          <w14:ligatures w14:val="none"/>
-        </w:rPr>
-      </w:pPr>
-      <w:r>
-        <w:rPr>
-          <w:rFonts w:ascii="Menlo" w:eastAsia="Times New Roman" w:hAnsi="Menlo" w:cs="Menlo"/>
-          <w:color w:val="CCCCCC"/>
-          <w:kern w:val="0"/>
-          <w:sz w:val="18"/>
-          <w:szCs w:val="18"/>
-          <w14:ligatures w14:val="none"/>
-        </w:rPr>
-        <w:t xml:space="preserve">  ],</w:t>
-      </w:r>
-    </w:p>
-    <w:p>
-      <w:pPr>
-        <w:shd w:val="clear" w:color="auto" w:fill="1F1F1F"/>
-        <w:spacing w:after="0" w:line="270" w:lineRule="atLeast"/>
-        <w:ind w:left="720"/>
-        <w:jc w:val="both"/>
-        <w:rPr>
-          <w:rFonts w:ascii="Menlo" w:eastAsia="Times New Roman" w:hAnsi="Menlo" w:cs="Menlo"/>
-          <w:color w:val="CCCCCC"/>
-          <w:kern w:val="0"/>
-          <w:sz w:val="18"/>
-          <w:szCs w:val="18"/>
-          <w14:ligatures w14:val="none"/>
-        </w:rPr>
-      </w:pPr>
-      <w:r>
-        <w:rPr>
-          <w:rFonts w:ascii="Menlo" w:eastAsia="Times New Roman" w:hAnsi="Menlo" w:cs="Menlo"/>
-          <w:color w:val="CCCCCC"/>
-          <w:kern w:val="0"/>
-          <w:sz w:val="18"/>
-          <w:szCs w:val="18"/>
-          <w14:ligatures w14:val="none"/>
-        </w:rPr>
-        <w:t xml:space="preserve">  </w:t>
-      </w:r>
-      <w:r>
-        <w:rPr>
-          <w:rFonts w:ascii="Menlo" w:eastAsia="Times New Roman" w:hAnsi="Menlo" w:cs="Menlo"/>
-          <w:color w:val="9CDCFE"/>
-          <w:kern w:val="0"/>
-          <w:sz w:val="18"/>
-          <w:szCs w:val="18"/>
-          <w14:ligatures w14:val="none"/>
-        </w:rPr>
-        <w:t>"</w:t>
-      </w:r>
-      <w:proofErr w:type="spellStart"/>
-      <w:r>
-        <w:rPr>
-          <w:rFonts w:ascii="Menlo" w:eastAsia="Times New Roman" w:hAnsi="Menlo" w:cs="Menlo"/>
-          <w:color w:val="9CDCFE"/>
-          <w:kern w:val="0"/>
-          <w:sz w:val="18"/>
-          <w:szCs w:val="18"/>
-          <w14:ligatures w14:val="none"/>
-        </w:rPr>
-        <w:t>userEmail</w:t>
-      </w:r>
-      <w:proofErr w:type="spellEnd"/>
-      <w:r>
-        <w:rPr>
-          <w:rFonts w:ascii="Menlo" w:eastAsia="Times New Roman" w:hAnsi="Menlo" w:cs="Menlo"/>
-          <w:color w:val="9CDCFE"/>
-          <w:kern w:val="0"/>
-          <w:sz w:val="18"/>
-          <w:szCs w:val="18"/>
-          <w14:ligatures w14:val="none"/>
-        </w:rPr>
-        <w:t>"</w:t>
-      </w:r>
-      <w:r>
-        <w:rPr>
-          <w:rFonts w:ascii="Menlo" w:eastAsia="Times New Roman" w:hAnsi="Menlo" w:cs="Menlo"/>
-          <w:color w:val="CCCCCC"/>
-          <w:kern w:val="0"/>
-          <w:sz w:val="18"/>
-          <w:szCs w:val="18"/>
-          <w14:ligatures w14:val="none"/>
-        </w:rPr>
-        <w:t xml:space="preserve">: </w:t>
-      </w:r>
-      <w:r>
-        <w:rPr>
-          <w:rFonts w:ascii="Menlo" w:eastAsia="Times New Roman" w:hAnsi="Menlo" w:cs="Menlo"/>
-          <w:color w:val="CE9178"/>
-          <w:kern w:val="0"/>
-          <w:sz w:val="18"/>
-          <w:szCs w:val="18"/>
-          <w14:ligatures w14:val="none"/>
-        </w:rPr>
-        <w:t>"{{email}}"</w:t>
-      </w:r>
-    </w:p>
-    <w:p>
-      <w:pPr>
-        <w:shd w:val="clear" w:color="auto" w:fill="1F1F1F"/>
-        <w:spacing w:after="0" w:line="270" w:lineRule="atLeast"/>
-        <w:ind w:left="720"/>
-        <w:jc w:val="both"/>
-        <w:rPr>
-          <w:rFonts w:ascii="Menlo" w:eastAsia="Times New Roman" w:hAnsi="Menlo" w:cs="Menlo"/>
-          <w:color w:val="CCCCCC"/>
-          <w:kern w:val="0"/>
-          <w:sz w:val="18"/>
-          <w:szCs w:val="18"/>
-          <w14:ligatures w14:val="none"/>
-        </w:rPr>
-      </w:pPr>
-      <w:r>
-        <w:rPr>
-          <w:rFonts w:ascii="Menlo" w:eastAsia="Times New Roman" w:hAnsi="Menlo" w:cs="Menlo"/>
-          <w:color w:val="CCCCCC"/>
-          <w:kern w:val="0"/>
-          <w:sz w:val="18"/>
-          <w:szCs w:val="18"/>
-          <w14:ligatures w14:val="none"/>
-        </w:rPr>
-        <w:t>}'</w:t>
-      </w:r>
-    </w:p>
-    <w:p>
-      <w:pPr>
-        <w:ind w:left="720"/>
-        <w:jc w:val="both"/>
-      </w:pPr>
-    </w:p>
-    <w:p>
-      <w:pPr>
-        <w:ind w:left="720"/>
-        <w:jc w:val="both"/>
-        <w:rPr>
-          <w:i/>
-          <w:iCs/>
-        </w:rPr>
-      </w:pPr>
-      <w:r>
-        <w:rPr>
-          <w:i/>
-          <w:iCs/>
-        </w:rPr>
-        <w:t>Consultar orden</w:t>
-      </w:r>
-    </w:p>
-    <w:p>
-      <w:pPr>
-        <w:shd w:val="clear" w:color="auto" w:fill="1F1F1F"/>
-        <w:spacing w:after="0" w:line="270" w:lineRule="atLeast"/>
-        <w:ind w:left="720"/>
-        <w:jc w:val="both"/>
-        <w:rPr>
-          <w:rFonts w:ascii="Menlo" w:eastAsia="Times New Roman" w:hAnsi="Menlo" w:cs="Menlo"/>
-          <w:color w:val="CCCCCC"/>
-          <w:kern w:val="0"/>
-          <w:sz w:val="18"/>
-          <w:szCs w:val="18"/>
-          <w14:ligatures w14:val="none"/>
-        </w:rPr>
-      </w:pPr>
-      <w:proofErr w:type="spellStart"/>
-      <w:r>
-        <w:rPr>
-          <w:rFonts w:ascii="Menlo" w:eastAsia="Times New Roman" w:hAnsi="Menlo" w:cs="Menlo"/>
-          <w:color w:val="CCCCCC"/>
-          <w:kern w:val="0"/>
-          <w:sz w:val="18"/>
-          <w:szCs w:val="18"/>
-          <w14:ligatures w14:val="none"/>
-        </w:rPr>
-        <w:t>curl</w:t>
-      </w:r>
-      <w:proofErr w:type="spellEnd"/>
-      <w:r>
-        <w:rPr>
-          <w:rFonts w:ascii="Menlo" w:eastAsia="Times New Roman" w:hAnsi="Menlo" w:cs="Menlo"/>
-          <w:color w:val="CCCCCC"/>
-          <w:kern w:val="0"/>
-          <w:sz w:val="18"/>
-          <w:szCs w:val="18"/>
-          <w14:ligatures w14:val="none"/>
-        </w:rPr>
-        <w:t xml:space="preserve"> --</w:t>
-      </w:r>
-      <w:proofErr w:type="spellStart"/>
-      <w:r>
-        <w:rPr>
-          <w:rFonts w:ascii="Menlo" w:eastAsia="Times New Roman" w:hAnsi="Menlo" w:cs="Menlo"/>
-          <w:color w:val="CCCCCC"/>
-          <w:kern w:val="0"/>
-          <w:sz w:val="18"/>
-          <w:szCs w:val="18"/>
-          <w14:ligatures w14:val="none"/>
-        </w:rPr>
-        <w:t>request</w:t>
-      </w:r>
-      <w:proofErr w:type="spellEnd"/>
-      <w:r>
-        <w:rPr>
-          <w:rFonts w:ascii="Menlo" w:eastAsia="Times New Roman" w:hAnsi="Menlo" w:cs="Menlo"/>
-          <w:color w:val="CCCCCC"/>
-          <w:kern w:val="0"/>
-          <w:sz w:val="18"/>
-          <w:szCs w:val="18"/>
-          <w14:ligatures w14:val="none"/>
-        </w:rPr>
-        <w:t xml:space="preserve"> GET \</w:t>
-      </w:r>
-    </w:p>
-    <w:p>
-      <w:pPr>
-        <w:shd w:val="clear" w:color="auto" w:fill="1F1F1F"/>
-        <w:spacing w:after="0" w:line="270" w:lineRule="atLeast"/>
-        <w:ind w:left="720"/>
-        <w:jc w:val="both"/>
-        <w:rPr>
-          <w:rFonts w:ascii="Menlo" w:eastAsia="Times New Roman" w:hAnsi="Menlo" w:cs="Menlo"/>
-          <w:color w:val="CCCCCC"/>
-          <w:kern w:val="0"/>
-          <w:sz w:val="18"/>
-          <w:szCs w:val="18"/>
-          <w14:ligatures w14:val="none"/>
-        </w:rPr>
-      </w:pPr>
-      <w:r>
-        <w:rPr>
-          <w:rFonts w:ascii="Menlo" w:eastAsia="Times New Roman" w:hAnsi="Menlo" w:cs="Menlo"/>
-          <w:color w:val="CCCCCC"/>
-          <w:kern w:val="0"/>
-          <w:sz w:val="18"/>
-          <w:szCs w:val="18"/>
-          <w14:ligatures w14:val="none"/>
-        </w:rPr>
-        <w:t xml:space="preserve">  --</w:t>
-      </w:r>
-      <w:proofErr w:type="spellStart"/>
-      <w:r>
-        <w:rPr>
-          <w:rFonts w:ascii="Menlo" w:eastAsia="Times New Roman" w:hAnsi="Menlo" w:cs="Menlo"/>
-          <w:color w:val="CCCCCC"/>
-          <w:kern w:val="0"/>
-          <w:sz w:val="18"/>
-          <w:szCs w:val="18"/>
-          <w14:ligatures w14:val="none"/>
-        </w:rPr>
-        <w:t>url</w:t>
-      </w:r>
-      <w:proofErr w:type="spellEnd"/>
-      <w:r>
-        <w:rPr>
-          <w:rFonts w:ascii="Menlo" w:eastAsia="Times New Roman" w:hAnsi="Menlo" w:cs="Menlo"/>
-          <w:color w:val="CCCCCC"/>
-          <w:kern w:val="0"/>
-          <w:sz w:val="18"/>
-          <w:szCs w:val="18"/>
-          <w14:ligatures w14:val="none"/>
-        </w:rPr>
-        <w:t xml:space="preserve"> 'https:</w:t>
-      </w:r>
-      <w:r>
-        <w:rPr>
-          <w:rFonts w:ascii="Menlo" w:eastAsia="Times New Roman" w:hAnsi="Menlo" w:cs="Menlo"/>
-          <w:color w:val="6A9955"/>
-          <w:kern w:val="0"/>
-          <w:sz w:val="18"/>
-          <w:szCs w:val="18"/>
-          <w14:ligatures w14:val="none"/>
-        </w:rPr>
-        <w:t>//perfappdemo.vercel.app/api/orders?page=1&amp;pageSize=10&amp;status=PAID' \</w:t>
-      </w:r>
-    </w:p>
-    <w:p>
-      <w:pPr>
-        <w:shd w:val="clear" w:color="auto" w:fill="1F1F1F"/>
-        <w:spacing w:after="0" w:line="270" w:lineRule="atLeast"/>
-        <w:ind w:left="720"/>
-        <w:jc w:val="both"/>
-        <w:rPr>
-          <w:rFonts w:ascii="Menlo" w:eastAsia="Times New Roman" w:hAnsi="Menlo" w:cs="Menlo"/>
-          <w:color w:val="CCCCCC"/>
-          <w:kern w:val="0"/>
-          <w:sz w:val="18"/>
-          <w:szCs w:val="18"/>
-          <w14:ligatures w14:val="none"/>
-        </w:rPr>
-      </w:pPr>
-      <w:r>
-        <w:rPr>
-          <w:rFonts w:ascii="Menlo" w:eastAsia="Times New Roman" w:hAnsi="Menlo" w:cs="Menlo"/>
-          <w:color w:val="CCCCCC"/>
-          <w:kern w:val="0"/>
-          <w:sz w:val="18"/>
-          <w:szCs w:val="18"/>
-          <w14:ligatures w14:val="none"/>
-        </w:rPr>
-        <w:t xml:space="preserve">  --</w:t>
-      </w:r>
-      <w:proofErr w:type="spellStart"/>
-      <w:r>
-        <w:rPr>
-          <w:rFonts w:ascii="Menlo" w:eastAsia="Times New Roman" w:hAnsi="Menlo" w:cs="Menlo"/>
-          <w:color w:val="CCCCCC"/>
-          <w:kern w:val="0"/>
-          <w:sz w:val="18"/>
-          <w:szCs w:val="18"/>
-          <w14:ligatures w14:val="none"/>
-        </w:rPr>
-        <w:t>header</w:t>
-      </w:r>
-      <w:proofErr w:type="spellEnd"/>
-      <w:r>
-        <w:rPr>
-          <w:rFonts w:ascii="Menlo" w:eastAsia="Times New Roman" w:hAnsi="Menlo" w:cs="Menlo"/>
-          <w:color w:val="CCCCCC"/>
-          <w:kern w:val="0"/>
-          <w:sz w:val="18"/>
-          <w:szCs w:val="18"/>
-          <w14:ligatures w14:val="none"/>
-        </w:rPr>
-        <w:t xml:space="preserve"> '</w:t>
-      </w:r>
-      <w:proofErr w:type="spellStart"/>
-      <w:r>
-        <w:rPr>
-          <w:rFonts w:ascii="Menlo" w:eastAsia="Times New Roman" w:hAnsi="Menlo" w:cs="Menlo"/>
-          <w:color w:val="CCCCCC"/>
-          <w:kern w:val="0"/>
-          <w:sz w:val="18"/>
-          <w:szCs w:val="18"/>
-          <w14:ligatures w14:val="none"/>
-        </w:rPr>
-        <w:t>authorization</w:t>
-      </w:r>
-      <w:proofErr w:type="spellEnd"/>
-      <w:r>
-        <w:rPr>
-          <w:rFonts w:ascii="Menlo" w:eastAsia="Times New Roman" w:hAnsi="Menlo" w:cs="Menlo"/>
-          <w:color w:val="CCCCCC"/>
-          <w:kern w:val="0"/>
-          <w:sz w:val="18"/>
-          <w:szCs w:val="18"/>
-          <w14:ligatures w14:val="none"/>
-        </w:rPr>
-        <w:t>: Bearer {</w:t>
-      </w:r>
-      <w:r>
-        <w:rPr>
-          <w:rFonts w:ascii="Menlo" w:eastAsia="Times New Roman" w:hAnsi="Menlo" w:cs="Menlo"/>
-          <w:color w:val="F44747"/>
-          <w:kern w:val="0"/>
-          <w:sz w:val="18"/>
-          <w:szCs w:val="18"/>
-          <w14:ligatures w14:val="none"/>
-        </w:rPr>
-        <w:t>{token</w:t>
-      </w:r>
-      <w:r>
-        <w:rPr>
-          <w:rFonts w:ascii="Menlo" w:eastAsia="Times New Roman" w:hAnsi="Menlo" w:cs="Menlo"/>
-          <w:color w:val="CCCCCC"/>
-          <w:kern w:val="0"/>
-          <w:sz w:val="18"/>
-          <w:szCs w:val="18"/>
-          <w14:ligatures w14:val="none"/>
-        </w:rPr>
         <w:t>}}'</w:t>
       </w:r>
     </w:p>
@@ -6558,10 +5595,7 @@
         <w:jc w:val="both"/>
       </w:pPr>
       <w:r>
-        <w:t>Construcción de scripts de flujos de negocio</w:t>
-      </w:r>
-      <w:r>
-        <w:t>:</w:t>
+        <w:t>Construcción de scripts de flujos de negocio:</w:t>
       </w:r>
     </w:p>
     <w:p>
@@ -6599,11 +5633,9 @@
         </w:numPr>
         <w:jc w:val="both"/>
       </w:pPr>
-      <w:proofErr w:type="spellStart"/>
       <w:r>
         <w:t>Assertions</w:t>
       </w:r>
-      <w:proofErr w:type="spellEnd"/>
     </w:p>
     <w:p>
       <w:pPr>
@@ -6628,15 +5660,7 @@
         <w:jc w:val="both"/>
       </w:pPr>
       <w:r>
-        <w:t xml:space="preserve">HTTP </w:t>
-      </w:r>
-      <w:proofErr w:type="spellStart"/>
-      <w:r>
-        <w:t>Request</w:t>
-      </w:r>
-      <w:proofErr w:type="spellEnd"/>
-      <w:r>
-        <w:t xml:space="preserve"> Defaults</w:t>
+        <w:t>HTTP Request Defaults</w:t>
       </w:r>
     </w:p>
     <w:p>
@@ -6661,21 +5685,8 @@
         </w:numPr>
         <w:jc w:val="both"/>
       </w:pPr>
-      <w:proofErr w:type="spellStart"/>
-      <w:r>
-        <w:t>Thread</w:t>
-      </w:r>
-      <w:proofErr w:type="spellEnd"/>
-      <w:r>
-        <w:t xml:space="preserve"> </w:t>
-      </w:r>
-      <w:proofErr w:type="spellStart"/>
-      <w:r>
-        <w:t>Groups</w:t>
-      </w:r>
-      <w:proofErr w:type="spellEnd"/>
-      <w:r>
-        <w:t xml:space="preserve"> para distintos escenarios</w:t>
+      <w:r>
+        <w:t>Thread Groups para distintos escenarios</w:t>
       </w:r>
     </w:p>
     <w:p>
@@ -6750,7 +5761,6 @@
         </w:rPr>
         <w:t xml:space="preserve">: </w:t>
       </w:r>
-      <w:proofErr w:type="spellStart"/>
       <w:r>
         <w:rPr>
           <w:b/>
@@ -6761,7 +5771,6 @@
         </w:rPr>
         <w:t>Baseline</w:t>
       </w:r>
-      <w:proofErr w:type="spellEnd"/>
       <w:r>
         <w:rPr>
           <w:b/>
@@ -6968,13 +5977,8 @@
         <w:jc w:val="both"/>
       </w:pPr>
       <w:r>
-        <w:t>POST /api/</w:t>
-      </w:r>
-      <w:proofErr w:type="spellStart"/>
-      <w:r>
-        <w:t>auth</w:t>
-      </w:r>
-      <w:proofErr w:type="spellEnd"/>
+        <w:t>POST /api/auth</w:t>
+      </w:r>
     </w:p>
     <w:p>
       <w:pPr>
@@ -6986,13 +5990,8 @@
         <w:jc w:val="both"/>
       </w:pPr>
       <w:r>
-        <w:t>GET /api/</w:t>
-      </w:r>
-      <w:proofErr w:type="spellStart"/>
-      <w:r>
-        <w:t>products</w:t>
-      </w:r>
-      <w:proofErr w:type="spellEnd"/>
+        <w:t>GET /api/products</w:t>
+      </w:r>
     </w:p>
     <w:p>
       <w:pPr>
@@ -7004,13 +6003,8 @@
         <w:jc w:val="both"/>
       </w:pPr>
       <w:r>
-        <w:t>POST /api/</w:t>
-      </w:r>
-      <w:proofErr w:type="spellStart"/>
-      <w:r>
-        <w:t>orders</w:t>
-      </w:r>
-      <w:proofErr w:type="spellEnd"/>
+        <w:t>POST /api/orders</w:t>
+      </w:r>
     </w:p>
     <w:p>
       <w:pPr>
@@ -7022,13 +6016,8 @@
         <w:jc w:val="both"/>
       </w:pPr>
       <w:r>
-        <w:t>GET /api/</w:t>
-      </w:r>
-      <w:proofErr w:type="spellStart"/>
-      <w:r>
-        <w:t>orders</w:t>
-      </w:r>
-      <w:proofErr w:type="spellEnd"/>
+        <w:t>GET /api/orders</w:t>
+      </w:r>
     </w:p>
     <w:p>
       <w:pPr>
@@ -7055,47 +6044,7 @@
           <w:sz w:val="24"/>
           <w:szCs w:val="24"/>
         </w:rPr>
-        <w:t xml:space="preserve">Escenario </w:t>
-      </w:r>
-      <w:r>
-        <w:rPr>
-          <w:b/>
-          <w:bCs/>
-          <w:color w:val="auto"/>
-          <w:sz w:val="24"/>
-          <w:szCs w:val="24"/>
-        </w:rPr>
-        <w:t>2</w:t>
-      </w:r>
-      <w:r>
-        <w:rPr>
-          <w:b/>
-          <w:bCs/>
-          <w:color w:val="auto"/>
-          <w:sz w:val="24"/>
-          <w:szCs w:val="24"/>
-        </w:rPr>
-        <w:t xml:space="preserve">: </w:t>
-      </w:r>
-      <w:r>
-        <w:rPr>
-          <w:b/>
-          <w:bCs/>
-          <w:color w:val="auto"/>
-          <w:sz w:val="24"/>
-          <w:szCs w:val="24"/>
-        </w:rPr>
-        <w:t>Smoke</w:t>
-      </w:r>
-      <w:r>
-        <w:rPr>
-          <w:b/>
-          <w:bCs/>
-          <w:color w:val="auto"/>
-          <w:sz w:val="24"/>
-          <w:szCs w:val="24"/>
-        </w:rPr>
-        <w:t xml:space="preserve"> Test</w:t>
+        <w:t>Escenario 2: Smoke Test</w:t>
       </w:r>
       <w:bookmarkEnd w:id="15"/>
     </w:p>
@@ -7294,13 +6243,8 @@
         <w:jc w:val="both"/>
       </w:pPr>
       <w:r>
-        <w:t>POST /api/</w:t>
-      </w:r>
-      <w:proofErr w:type="spellStart"/>
-      <w:r>
-        <w:t>auth</w:t>
-      </w:r>
-      <w:proofErr w:type="spellEnd"/>
+        <w:t>POST /api/auth</w:t>
+      </w:r>
     </w:p>
     <w:p>
       <w:pPr>
@@ -7312,13 +6256,8 @@
         <w:jc w:val="both"/>
       </w:pPr>
       <w:r>
-        <w:t>GET /api/</w:t>
-      </w:r>
-      <w:proofErr w:type="spellStart"/>
-      <w:r>
-        <w:t>products</w:t>
-      </w:r>
-      <w:proofErr w:type="spellEnd"/>
+        <w:t>GET /api/products</w:t>
+      </w:r>
     </w:p>
     <w:p>
       <w:pPr>
@@ -7330,13 +6269,8 @@
         <w:jc w:val="both"/>
       </w:pPr>
       <w:r>
-        <w:t>POST /api/</w:t>
-      </w:r>
-      <w:proofErr w:type="spellStart"/>
-      <w:r>
-        <w:t>orders</w:t>
-      </w:r>
-      <w:proofErr w:type="spellEnd"/>
+        <w:t>POST /api/orders</w:t>
+      </w:r>
     </w:p>
     <w:p>
       <w:pPr>
@@ -7348,16 +6282,8 @@
         <w:jc w:val="both"/>
       </w:pPr>
       <w:r>
-        <w:t>GET</w:t>
-      </w:r>
-      <w:r>
-        <w:t xml:space="preserve"> /api/</w:t>
-      </w:r>
-      <w:proofErr w:type="spellStart"/>
-      <w:r>
-        <w:t>orders</w:t>
-      </w:r>
-      <w:proofErr w:type="spellEnd"/>
+        <w:t>GET /api/orders</w:t>
+      </w:r>
     </w:p>
     <w:p>
       <w:r>
@@ -7385,47 +6311,7 @@
           <w:szCs w:val="24"/>
         </w:rPr>
         <w:lastRenderedPageBreak/>
-        <w:t xml:space="preserve">Escenario </w:t>
-      </w:r>
-      <w:r>
-        <w:rPr>
-          <w:b/>
-          <w:bCs/>
-          <w:color w:val="auto"/>
-          <w:sz w:val="24"/>
-          <w:szCs w:val="24"/>
-        </w:rPr>
-        <w:t>3</w:t>
-      </w:r>
-      <w:r>
-        <w:rPr>
-          <w:b/>
-          <w:bCs/>
-          <w:color w:val="auto"/>
-          <w:sz w:val="24"/>
-          <w:szCs w:val="24"/>
-        </w:rPr>
-        <w:t xml:space="preserve">: </w:t>
-      </w:r>
-      <w:r>
-        <w:rPr>
-          <w:b/>
-          <w:bCs/>
-          <w:color w:val="auto"/>
-          <w:sz w:val="24"/>
-          <w:szCs w:val="24"/>
-        </w:rPr>
-        <w:t>Load</w:t>
-      </w:r>
-      <w:r>
-        <w:rPr>
-          <w:b/>
-          <w:bCs/>
-          <w:color w:val="auto"/>
-          <w:sz w:val="24"/>
-          <w:szCs w:val="24"/>
-        </w:rPr>
-        <w:t xml:space="preserve"> Test</w:t>
+        <w:t>Escenario 3: Load Test</w:t>
       </w:r>
       <w:bookmarkEnd w:id="16"/>
     </w:p>
@@ -7561,13 +6447,7 @@
               <w:jc w:val="both"/>
             </w:pPr>
             <w:r>
-              <w:t>5</w:t>
-            </w:r>
-            <w:r>
-              <w:t xml:space="preserve"> minuto</w:t>
-            </w:r>
-            <w:r>
-              <w:t>s</w:t>
+              <w:t>5 minutos</w:t>
             </w:r>
           </w:p>
         </w:tc>
@@ -7595,10 +6475,7 @@
               <w:jc w:val="both"/>
             </w:pPr>
             <w:r>
-              <w:t>1</w:t>
-            </w:r>
-            <w:r>
-              <w:t>5 minutos</w:t>
+              <w:t>15 minutos</w:t>
             </w:r>
           </w:p>
         </w:tc>
@@ -7627,13 +6504,8 @@
         <w:jc w:val="both"/>
       </w:pPr>
       <w:r>
-        <w:t>POST /api/</w:t>
-      </w:r>
-      <w:proofErr w:type="spellStart"/>
-      <w:r>
-        <w:t>auth</w:t>
-      </w:r>
-      <w:proofErr w:type="spellEnd"/>
+        <w:t>POST /api/auth</w:t>
+      </w:r>
     </w:p>
     <w:p>
       <w:pPr>
@@ -7645,13 +6517,8 @@
         <w:jc w:val="both"/>
       </w:pPr>
       <w:r>
-        <w:t>GET /api/</w:t>
-      </w:r>
-      <w:proofErr w:type="spellStart"/>
-      <w:r>
-        <w:t>products</w:t>
-      </w:r>
-      <w:proofErr w:type="spellEnd"/>
+        <w:t>GET /api/products</w:t>
+      </w:r>
     </w:p>
     <w:p>
       <w:pPr>
@@ -7663,13 +6530,8 @@
         <w:jc w:val="both"/>
       </w:pPr>
       <w:r>
-        <w:t>POST /api/</w:t>
-      </w:r>
-      <w:proofErr w:type="spellStart"/>
-      <w:r>
-        <w:t>orders</w:t>
-      </w:r>
-      <w:proofErr w:type="spellEnd"/>
+        <w:t>POST /api/orders</w:t>
+      </w:r>
     </w:p>
     <w:p>
       <w:pPr>
@@ -7681,13 +6543,8 @@
         <w:jc w:val="both"/>
       </w:pPr>
       <w:r>
-        <w:t>GET /api/</w:t>
-      </w:r>
-      <w:proofErr w:type="spellStart"/>
-      <w:r>
-        <w:t>orders</w:t>
-      </w:r>
-      <w:proofErr w:type="spellEnd"/>
+        <w:t>GET /api/orders</w:t>
+      </w:r>
     </w:p>
     <w:p>
       <w:pPr>
@@ -7714,47 +6571,7 @@
           <w:sz w:val="24"/>
           <w:szCs w:val="24"/>
         </w:rPr>
-        <w:t xml:space="preserve">Escenario </w:t>
-      </w:r>
-      <w:r>
-        <w:rPr>
-          <w:b/>
-          <w:bCs/>
-          <w:color w:val="auto"/>
-          <w:sz w:val="24"/>
-          <w:szCs w:val="24"/>
-        </w:rPr>
-        <w:t>4</w:t>
-      </w:r>
-      <w:r>
-        <w:rPr>
-          <w:b/>
-          <w:bCs/>
-          <w:color w:val="auto"/>
-          <w:sz w:val="24"/>
-          <w:szCs w:val="24"/>
-        </w:rPr>
-        <w:t xml:space="preserve">: </w:t>
-      </w:r>
-      <w:r>
-        <w:rPr>
-          <w:b/>
-          <w:bCs/>
-          <w:color w:val="auto"/>
-          <w:sz w:val="24"/>
-          <w:szCs w:val="24"/>
-        </w:rPr>
-        <w:t>Stress</w:t>
-      </w:r>
-      <w:r>
-        <w:rPr>
-          <w:b/>
-          <w:bCs/>
-          <w:color w:val="auto"/>
-          <w:sz w:val="24"/>
-          <w:szCs w:val="24"/>
-        </w:rPr>
-        <w:t xml:space="preserve"> Test</w:t>
+        <w:t>Escenario 4: Stress Test</w:t>
       </w:r>
       <w:bookmarkEnd w:id="17"/>
     </w:p>
@@ -7918,10 +6735,7 @@
               <w:jc w:val="both"/>
             </w:pPr>
             <w:r>
-              <w:t>20</w:t>
-            </w:r>
-            <w:r>
-              <w:t xml:space="preserve"> minutos</w:t>
+              <w:t>20 minutos</w:t>
             </w:r>
           </w:p>
         </w:tc>
@@ -7950,13 +6764,8 @@
         <w:jc w:val="both"/>
       </w:pPr>
       <w:r>
-        <w:t>POST /api/</w:t>
-      </w:r>
-      <w:proofErr w:type="spellStart"/>
-      <w:r>
-        <w:t>auth</w:t>
-      </w:r>
-      <w:proofErr w:type="spellEnd"/>
+        <w:t>POST /api/auth</w:t>
+      </w:r>
     </w:p>
     <w:p>
       <w:pPr>
@@ -7968,13 +6777,8 @@
         <w:jc w:val="both"/>
       </w:pPr>
       <w:r>
-        <w:t>GET /api/</w:t>
-      </w:r>
-      <w:proofErr w:type="spellStart"/>
-      <w:r>
-        <w:t>products</w:t>
-      </w:r>
-      <w:proofErr w:type="spellEnd"/>
+        <w:t>GET /api/products</w:t>
+      </w:r>
     </w:p>
     <w:p>
       <w:pPr>
@@ -7986,13 +6790,8 @@
         <w:jc w:val="both"/>
       </w:pPr>
       <w:r>
-        <w:t>POST /api/</w:t>
-      </w:r>
-      <w:proofErr w:type="spellStart"/>
-      <w:r>
-        <w:t>orders</w:t>
-      </w:r>
-      <w:proofErr w:type="spellEnd"/>
+        <w:t>POST /api/orders</w:t>
+      </w:r>
     </w:p>
     <w:p>
       <w:pPr>
@@ -8004,13 +6803,8 @@
         <w:jc w:val="both"/>
       </w:pPr>
       <w:r>
-        <w:t>GET /api/</w:t>
-      </w:r>
-      <w:proofErr w:type="spellStart"/>
-      <w:r>
-        <w:t>orders</w:t>
-      </w:r>
-      <w:proofErr w:type="spellEnd"/>
+        <w:t>GET /api/orders</w:t>
+      </w:r>
     </w:p>
     <w:p>
       <w:r>
@@ -8038,27 +6832,7 @@
           <w:szCs w:val="24"/>
         </w:rPr>
         <w:lastRenderedPageBreak/>
-        <w:t xml:space="preserve">Escenario </w:t>
-      </w:r>
-      <w:r>
-        <w:rPr>
-          <w:b/>
-          <w:bCs/>
-          <w:color w:val="auto"/>
-          <w:sz w:val="24"/>
-          <w:szCs w:val="24"/>
-        </w:rPr>
-        <w:t>5</w:t>
-      </w:r>
-      <w:r>
-        <w:rPr>
-          <w:b/>
-          <w:bCs/>
-          <w:color w:val="auto"/>
-          <w:sz w:val="24"/>
-          <w:szCs w:val="24"/>
-        </w:rPr>
-        <w:t>: Spike Test</w:t>
+        <w:t>Escenario 5: Spike Test</w:t>
       </w:r>
       <w:bookmarkEnd w:id="18"/>
     </w:p>
@@ -8195,13 +6969,8 @@
         <w:jc w:val="both"/>
       </w:pPr>
       <w:r>
-        <w:t>POST /api/</w:t>
-      </w:r>
-      <w:proofErr w:type="spellStart"/>
-      <w:r>
-        <w:t>auth</w:t>
-      </w:r>
-      <w:proofErr w:type="spellEnd"/>
+        <w:t>POST /api/auth</w:t>
+      </w:r>
     </w:p>
     <w:p>
       <w:pPr>
@@ -8213,13 +6982,8 @@
         <w:jc w:val="both"/>
       </w:pPr>
       <w:r>
-        <w:t>GET /api/</w:t>
-      </w:r>
-      <w:proofErr w:type="spellStart"/>
-      <w:r>
-        <w:t>products</w:t>
-      </w:r>
-      <w:proofErr w:type="spellEnd"/>
+        <w:t>GET /api/products</w:t>
+      </w:r>
     </w:p>
     <w:p>
       <w:pPr>
@@ -8231,13 +6995,8 @@
         <w:jc w:val="both"/>
       </w:pPr>
       <w:r>
-        <w:t>POST /api/</w:t>
-      </w:r>
-      <w:proofErr w:type="spellStart"/>
-      <w:r>
-        <w:t>orders</w:t>
-      </w:r>
-      <w:proofErr w:type="spellEnd"/>
+        <w:t>POST /api/orders</w:t>
+      </w:r>
     </w:p>
     <w:p>
       <w:pPr>
@@ -8249,13 +7008,8 @@
         <w:jc w:val="both"/>
       </w:pPr>
       <w:r>
-        <w:t>GET /api/</w:t>
-      </w:r>
-      <w:proofErr w:type="spellStart"/>
-      <w:r>
-        <w:t>orders</w:t>
-      </w:r>
-      <w:proofErr w:type="spellEnd"/>
+        <w:t>GET /api/orders</w:t>
+      </w:r>
     </w:p>
     <w:p>
       <w:pPr>
@@ -8302,29 +7056,7 @@
           <w:sz w:val="24"/>
           <w:szCs w:val="24"/>
         </w:rPr>
-        <w:t xml:space="preserve">: </w:t>
-      </w:r>
-      <w:proofErr w:type="spellStart"/>
-      <w:r>
-        <w:rPr>
-          <w:b/>
-          <w:bCs/>
-          <w:color w:val="auto"/>
-          <w:sz w:val="24"/>
-          <w:szCs w:val="24"/>
-        </w:rPr>
-        <w:t>Pagination</w:t>
-      </w:r>
-      <w:proofErr w:type="spellEnd"/>
-      <w:r>
-        <w:rPr>
-          <w:b/>
-          <w:bCs/>
-          <w:color w:val="auto"/>
-          <w:sz w:val="24"/>
-          <w:szCs w:val="24"/>
-        </w:rPr>
-        <w:t xml:space="preserve"> Test</w:t>
+        <w:t>: Pagination Test</w:t>
       </w:r>
       <w:bookmarkEnd w:id="19"/>
     </w:p>
@@ -8492,13 +7224,8 @@
         <w:jc w:val="both"/>
       </w:pPr>
       <w:r>
-        <w:t>POST /api/</w:t>
-      </w:r>
-      <w:proofErr w:type="spellStart"/>
-      <w:r>
-        <w:t>auth</w:t>
-      </w:r>
-      <w:proofErr w:type="spellEnd"/>
+        <w:t>POST /api/auth</w:t>
+      </w:r>
     </w:p>
     <w:p>
       <w:pPr>
@@ -8510,13 +7237,8 @@
         <w:jc w:val="both"/>
       </w:pPr>
       <w:r>
-        <w:t>GET /api/</w:t>
-      </w:r>
-      <w:proofErr w:type="spellStart"/>
-      <w:r>
-        <w:t>products</w:t>
-      </w:r>
-      <w:proofErr w:type="spellEnd"/>
+        <w:t>GET /api/products</w:t>
+      </w:r>
     </w:p>
     <w:p>
       <w:r>
@@ -8915,21 +7637,12 @@
                 <w:bCs/>
               </w:rPr>
             </w:pPr>
-            <w:proofErr w:type="gramStart"/>
             <w:r>
               <w:rPr>
                 <w:b/>
                 <w:bCs/>
               </w:rPr>
-              <w:t>Total</w:t>
-            </w:r>
-            <w:proofErr w:type="gramEnd"/>
-            <w:r>
-              <w:rPr>
-                <w:b/>
-                <w:bCs/>
-              </w:rPr>
-              <w:t xml:space="preserve"> estimado</w:t>
+              <w:t>Total estimado</w:t>
             </w:r>
           </w:p>
         </w:tc>
@@ -9525,17 +8238,8 @@
           <w:b/>
           <w:bCs/>
         </w:rPr>
-        <w:t xml:space="preserve">no dispone </w:t>
-      </w:r>
-      <w:proofErr w:type="spellStart"/>
-      <w:r>
-        <w:rPr>
-          <w:b/>
-          <w:bCs/>
-        </w:rPr>
-        <w:t>SLAs</w:t>
-      </w:r>
-      <w:proofErr w:type="spellEnd"/>
+        <w:t>no dispone SLAs</w:t>
+      </w:r>
       <w:r>
         <w:t xml:space="preserve"> oficiales esperados por “negocio”, se define</w:t>
       </w:r>
